--- a/docs/PABridgeAgent_Kafka_Integration_EN.docx
+++ b/docs/PABridgeAgent_Kafka_Integration_EN.docx
@@ -1910,6 +1910,1815 @@
     </w:p>
     <w:p>
       <w:pPr>
+        <w:spacing w:after="100"/>
+      </w:pPr>
+      <w:r>
+        <w:t>#### localState enumeration values</w:t>
+      </w:r>
+    </w:p>
+    <w:tbl>
+      <w:tblPr>
+        <w:tblStyle w:val="TableGrid"/>
+        <w:tblW w:type="dxa" w:w="9360"/>
+        <w:jc w:val="left"/>
+        <w:tblLayout w:type="fixed"/>
+        <w:tblLook w:firstColumn="1" w:firstRow="1" w:lastColumn="0" w:lastRow="0" w:noHBand="0" w:noVBand="1" w:val="04A0"/>
+        <w:tblInd w:w="120" w:type="dxa"/>
+      </w:tblPr>
+      <w:tblGrid>
+        <w:gridCol w:w="2200"/>
+        <w:gridCol w:w="1800"/>
+        <w:gridCol w:w="5360"/>
+      </w:tblGrid>
+      <w:tr>
+        <w:tc>
+          <w:tcPr>
+            <w:tcW w:type="dxa" w:w="2200"/>
+            <w:tcMar>
+              <w:top w:w="80" w:type="dxa"/>
+              <w:start w:w="120" w:type="dxa"/>
+              <w:bottom w:w="80" w:type="dxa"/>
+              <w:end w:w="120" w:type="dxa"/>
+            </w:tcMar>
+            <w:vAlign w:val="center"/>
+            <w:shd w:fill="E8EEF5"/>
+          </w:tcPr>
+          <w:p>
+            <w:pPr>
+              <w:spacing w:after="0"/>
+            </w:pPr>
+            <w:r>
+              <w:rPr>
+                <w:b/>
+                <w:sz w:val="17"/>
+              </w:rPr>
+              <w:t>Value</w:t>
+            </w:r>
+          </w:p>
+        </w:tc>
+        <w:tc>
+          <w:tcPr>
+            <w:tcW w:type="dxa" w:w="1800"/>
+            <w:tcMar>
+              <w:top w:w="80" w:type="dxa"/>
+              <w:start w:w="120" w:type="dxa"/>
+              <w:bottom w:w="80" w:type="dxa"/>
+              <w:end w:w="120" w:type="dxa"/>
+            </w:tcMar>
+            <w:vAlign w:val="center"/>
+            <w:shd w:fill="E8EEF5"/>
+          </w:tcPr>
+          <w:p>
+            <w:pPr>
+              <w:spacing w:after="0"/>
+            </w:pPr>
+            <w:r>
+              <w:rPr>
+                <w:b/>
+                <w:sz w:val="17"/>
+              </w:rPr>
+              <w:t>Enum name</w:t>
+            </w:r>
+          </w:p>
+        </w:tc>
+        <w:tc>
+          <w:tcPr>
+            <w:tcW w:type="dxa" w:w="5360"/>
+            <w:tcMar>
+              <w:top w:w="80" w:type="dxa"/>
+              <w:start w:w="120" w:type="dxa"/>
+              <w:bottom w:w="80" w:type="dxa"/>
+              <w:end w:w="120" w:type="dxa"/>
+            </w:tcMar>
+            <w:vAlign w:val="center"/>
+            <w:shd w:fill="E8EEF5"/>
+          </w:tcPr>
+          <w:p>
+            <w:pPr>
+              <w:spacing w:after="0"/>
+            </w:pPr>
+            <w:r>
+              <w:rPr>
+                <w:b/>
+                <w:sz w:val="17"/>
+              </w:rPr>
+              <w:t>Meaning</w:t>
+            </w:r>
+          </w:p>
+        </w:tc>
+      </w:tr>
+      <w:tr>
+        <w:tc>
+          <w:tcPr>
+            <w:tcW w:type="dxa" w:w="2200"/>
+            <w:tcMar>
+              <w:top w:w="80" w:type="dxa"/>
+              <w:start w:w="120" w:type="dxa"/>
+              <w:bottom w:w="80" w:type="dxa"/>
+              <w:end w:w="120" w:type="dxa"/>
+            </w:tcMar>
+            <w:vAlign w:val="center"/>
+          </w:tcPr>
+          <w:p>
+            <w:pPr>
+              <w:spacing w:after="0"/>
+            </w:pPr>
+            <w:r>
+              <w:rPr>
+                <w:sz w:val="17"/>
+              </w:rPr>
+              <w:t>0</w:t>
+            </w:r>
+          </w:p>
+        </w:tc>
+        <w:tc>
+          <w:tcPr>
+            <w:tcW w:type="dxa" w:w="1800"/>
+            <w:tcMar>
+              <w:top w:w="80" w:type="dxa"/>
+              <w:start w:w="120" w:type="dxa"/>
+              <w:bottom w:w="80" w:type="dxa"/>
+              <w:end w:w="120" w:type="dxa"/>
+            </w:tcMar>
+            <w:vAlign w:val="center"/>
+          </w:tcPr>
+          <w:p>
+            <w:pPr>
+              <w:spacing w:after="0"/>
+            </w:pPr>
+            <w:r>
+              <w:rPr>
+                <w:sz w:val="17"/>
+              </w:rPr>
+              <w:t>LOCAL_STATE_IN_PROGRESS</w:t>
+            </w:r>
+          </w:p>
+        </w:tc>
+        <w:tc>
+          <w:tcPr>
+            <w:tcW w:type="dxa" w:w="5360"/>
+            <w:tcMar>
+              <w:top w:w="80" w:type="dxa"/>
+              <w:start w:w="120" w:type="dxa"/>
+              <w:bottom w:w="80" w:type="dxa"/>
+              <w:end w:w="120" w:type="dxa"/>
+            </w:tcMar>
+            <w:vAlign w:val="center"/>
+          </w:tcPr>
+          <w:p>
+            <w:pPr>
+              <w:spacing w:after="0"/>
+            </w:pPr>
+            <w:r>
+              <w:rPr>
+                <w:sz w:val="17"/>
+              </w:rPr>
+              <w:t>Broadcast in progress.</w:t>
+            </w:r>
+          </w:p>
+        </w:tc>
+      </w:tr>
+      <w:tr>
+        <w:tc>
+          <w:tcPr>
+            <w:tcW w:type="dxa" w:w="2200"/>
+            <w:tcMar>
+              <w:top w:w="80" w:type="dxa"/>
+              <w:start w:w="120" w:type="dxa"/>
+              <w:bottom w:w="80" w:type="dxa"/>
+              <w:end w:w="120" w:type="dxa"/>
+            </w:tcMar>
+            <w:vAlign w:val="center"/>
+          </w:tcPr>
+          <w:p>
+            <w:pPr>
+              <w:spacing w:after="0"/>
+            </w:pPr>
+            <w:r>
+              <w:rPr>
+                <w:sz w:val="17"/>
+              </w:rPr>
+              <w:t>1</w:t>
+            </w:r>
+          </w:p>
+        </w:tc>
+        <w:tc>
+          <w:tcPr>
+            <w:tcW w:type="dxa" w:w="1800"/>
+            <w:tcMar>
+              <w:top w:w="80" w:type="dxa"/>
+              <w:start w:w="120" w:type="dxa"/>
+              <w:bottom w:w="80" w:type="dxa"/>
+              <w:end w:w="120" w:type="dxa"/>
+            </w:tcMar>
+            <w:vAlign w:val="center"/>
+          </w:tcPr>
+          <w:p>
+            <w:pPr>
+              <w:spacing w:after="0"/>
+            </w:pPr>
+            <w:r>
+              <w:rPr>
+                <w:sz w:val="17"/>
+              </w:rPr>
+              <w:t>LOCAL_STATE_IN_PROGRESS_DWELL_TIME</w:t>
+            </w:r>
+          </w:p>
+        </w:tc>
+        <w:tc>
+          <w:tcPr>
+            <w:tcW w:type="dxa" w:w="5360"/>
+            <w:tcMar>
+              <w:top w:w="80" w:type="dxa"/>
+              <w:start w:w="120" w:type="dxa"/>
+              <w:bottom w:w="80" w:type="dxa"/>
+              <w:end w:w="120" w:type="dxa"/>
+            </w:tcMar>
+            <w:vAlign w:val="center"/>
+          </w:tcPr>
+          <w:p>
+            <w:pPr>
+              <w:spacing w:after="0"/>
+            </w:pPr>
+            <w:r>
+              <w:rPr>
+                <w:sz w:val="17"/>
+              </w:rPr>
+              <w:t>Broadcast in progress during dwell/interval time.</w:t>
+            </w:r>
+          </w:p>
+        </w:tc>
+      </w:tr>
+      <w:tr>
+        <w:tc>
+          <w:tcPr>
+            <w:tcW w:type="dxa" w:w="2200"/>
+            <w:tcMar>
+              <w:top w:w="80" w:type="dxa"/>
+              <w:start w:w="120" w:type="dxa"/>
+              <w:bottom w:w="80" w:type="dxa"/>
+              <w:end w:w="120" w:type="dxa"/>
+            </w:tcMar>
+            <w:vAlign w:val="center"/>
+          </w:tcPr>
+          <w:p>
+            <w:pPr>
+              <w:spacing w:after="0"/>
+            </w:pPr>
+            <w:r>
+              <w:rPr>
+                <w:sz w:val="17"/>
+              </w:rPr>
+              <w:t>2</w:t>
+            </w:r>
+          </w:p>
+        </w:tc>
+        <w:tc>
+          <w:tcPr>
+            <w:tcW w:type="dxa" w:w="1800"/>
+            <w:tcMar>
+              <w:top w:w="80" w:type="dxa"/>
+              <w:start w:w="120" w:type="dxa"/>
+              <w:bottom w:w="80" w:type="dxa"/>
+              <w:end w:w="120" w:type="dxa"/>
+            </w:tcMar>
+            <w:vAlign w:val="center"/>
+          </w:tcPr>
+          <w:p>
+            <w:pPr>
+              <w:spacing w:after="0"/>
+            </w:pPr>
+            <w:r>
+              <w:rPr>
+                <w:sz w:val="17"/>
+              </w:rPr>
+              <w:t>LOCAL_STATE_CONNECTING</w:t>
+            </w:r>
+          </w:p>
+        </w:tc>
+        <w:tc>
+          <w:tcPr>
+            <w:tcW w:type="dxa" w:w="5360"/>
+            <w:tcMar>
+              <w:top w:w="80" w:type="dxa"/>
+              <w:start w:w="120" w:type="dxa"/>
+              <w:bottom w:w="80" w:type="dxa"/>
+              <w:end w:w="120" w:type="dxa"/>
+            </w:tcMar>
+            <w:vAlign w:val="center"/>
+          </w:tcPr>
+          <w:p>
+            <w:pPr>
+              <w:spacing w:after="0"/>
+            </w:pPr>
+            <w:r>
+              <w:rPr>
+                <w:sz w:val="17"/>
+              </w:rPr>
+              <w:t>Connecting to the train.</w:t>
+            </w:r>
+          </w:p>
+        </w:tc>
+      </w:tr>
+      <w:tr>
+        <w:tc>
+          <w:tcPr>
+            <w:tcW w:type="dxa" w:w="2200"/>
+            <w:tcMar>
+              <w:top w:w="80" w:type="dxa"/>
+              <w:start w:w="120" w:type="dxa"/>
+              <w:bottom w:w="80" w:type="dxa"/>
+              <w:end w:w="120" w:type="dxa"/>
+            </w:tcMar>
+            <w:vAlign w:val="center"/>
+          </w:tcPr>
+          <w:p>
+            <w:pPr>
+              <w:spacing w:after="0"/>
+            </w:pPr>
+            <w:r>
+              <w:rPr>
+                <w:sz w:val="17"/>
+              </w:rPr>
+              <w:t>3</w:t>
+            </w:r>
+          </w:p>
+        </w:tc>
+        <w:tc>
+          <w:tcPr>
+            <w:tcW w:type="dxa" w:w="1800"/>
+            <w:tcMar>
+              <w:top w:w="80" w:type="dxa"/>
+              <w:start w:w="120" w:type="dxa"/>
+              <w:bottom w:w="80" w:type="dxa"/>
+              <w:end w:w="120" w:type="dxa"/>
+            </w:tcMar>
+            <w:vAlign w:val="center"/>
+          </w:tcPr>
+          <w:p>
+            <w:pPr>
+              <w:spacing w:after="0"/>
+            </w:pPr>
+            <w:r>
+              <w:rPr>
+                <w:sz w:val="17"/>
+              </w:rPr>
+              <w:t>LOCAL_STATE_TRAIN_READY</w:t>
+            </w:r>
+          </w:p>
+        </w:tc>
+        <w:tc>
+          <w:tcPr>
+            <w:tcW w:type="dxa" w:w="5360"/>
+            <w:tcMar>
+              <w:top w:w="80" w:type="dxa"/>
+              <w:start w:w="120" w:type="dxa"/>
+              <w:bottom w:w="80" w:type="dxa"/>
+              <w:end w:w="120" w:type="dxa"/>
+            </w:tcMar>
+            <w:vAlign w:val="center"/>
+          </w:tcPr>
+          <w:p>
+            <w:pPr>
+              <w:spacing w:after="0"/>
+            </w:pPr>
+            <w:r>
+              <w:rPr>
+                <w:sz w:val="17"/>
+              </w:rPr>
+              <w:t>Train ready.</w:t>
+            </w:r>
+          </w:p>
+        </w:tc>
+      </w:tr>
+      <w:tr>
+        <w:tc>
+          <w:tcPr>
+            <w:tcW w:type="dxa" w:w="2200"/>
+            <w:tcMar>
+              <w:top w:w="80" w:type="dxa"/>
+              <w:start w:w="120" w:type="dxa"/>
+              <w:bottom w:w="80" w:type="dxa"/>
+              <w:end w:w="120" w:type="dxa"/>
+            </w:tcMar>
+            <w:vAlign w:val="center"/>
+          </w:tcPr>
+          <w:p>
+            <w:pPr>
+              <w:spacing w:after="0"/>
+            </w:pPr>
+            <w:r>
+              <w:rPr>
+                <w:sz w:val="17"/>
+              </w:rPr>
+              <w:t>4</w:t>
+            </w:r>
+          </w:p>
+        </w:tc>
+        <w:tc>
+          <w:tcPr>
+            <w:tcW w:type="dxa" w:w="1800"/>
+            <w:tcMar>
+              <w:top w:w="80" w:type="dxa"/>
+              <w:start w:w="120" w:type="dxa"/>
+              <w:bottom w:w="80" w:type="dxa"/>
+              <w:end w:w="120" w:type="dxa"/>
+            </w:tcMar>
+            <w:vAlign w:val="center"/>
+          </w:tcPr>
+          <w:p>
+            <w:pPr>
+              <w:spacing w:after="0"/>
+            </w:pPr>
+            <w:r>
+              <w:rPr>
+                <w:sz w:val="17"/>
+              </w:rPr>
+              <w:t>LOCAL_STATE_CONTINUE_LIVE_ANNOUNCEMENT_REQUIRED</w:t>
+            </w:r>
+          </w:p>
+        </w:tc>
+        <w:tc>
+          <w:tcPr>
+            <w:tcW w:type="dxa" w:w="5360"/>
+            <w:tcMar>
+              <w:top w:w="80" w:type="dxa"/>
+              <w:start w:w="120" w:type="dxa"/>
+              <w:bottom w:w="80" w:type="dxa"/>
+              <w:end w:w="120" w:type="dxa"/>
+            </w:tcMar>
+            <w:vAlign w:val="center"/>
+          </w:tcPr>
+          <w:p>
+            <w:pPr>
+              <w:spacing w:after="0"/>
+            </w:pPr>
+            <w:r>
+              <w:rPr>
+                <w:sz w:val="17"/>
+              </w:rPr>
+              <w:t>A live announcement must be continued.</w:t>
+            </w:r>
+          </w:p>
+        </w:tc>
+      </w:tr>
+      <w:tr>
+        <w:tc>
+          <w:tcPr>
+            <w:tcW w:type="dxa" w:w="2200"/>
+            <w:tcMar>
+              <w:top w:w="80" w:type="dxa"/>
+              <w:start w:w="120" w:type="dxa"/>
+              <w:bottom w:w="80" w:type="dxa"/>
+              <w:end w:w="120" w:type="dxa"/>
+            </w:tcMar>
+            <w:vAlign w:val="center"/>
+          </w:tcPr>
+          <w:p>
+            <w:pPr>
+              <w:spacing w:after="0"/>
+            </w:pPr>
+            <w:r>
+              <w:rPr>
+                <w:sz w:val="17"/>
+              </w:rPr>
+              <w:t>5</w:t>
+            </w:r>
+          </w:p>
+        </w:tc>
+        <w:tc>
+          <w:tcPr>
+            <w:tcW w:type="dxa" w:w="1800"/>
+            <w:tcMar>
+              <w:top w:w="80" w:type="dxa"/>
+              <w:start w:w="120" w:type="dxa"/>
+              <w:bottom w:w="80" w:type="dxa"/>
+              <w:end w:w="120" w:type="dxa"/>
+            </w:tcMar>
+            <w:vAlign w:val="center"/>
+          </w:tcPr>
+          <w:p>
+            <w:pPr>
+              <w:spacing w:after="0"/>
+            </w:pPr>
+            <w:r>
+              <w:rPr>
+                <w:sz w:val="17"/>
+              </w:rPr>
+              <w:t>LOCAL_STATE_COMPLETED</w:t>
+            </w:r>
+          </w:p>
+        </w:tc>
+        <w:tc>
+          <w:tcPr>
+            <w:tcW w:type="dxa" w:w="5360"/>
+            <w:tcMar>
+              <w:top w:w="80" w:type="dxa"/>
+              <w:start w:w="120" w:type="dxa"/>
+              <w:bottom w:w="80" w:type="dxa"/>
+              <w:end w:w="120" w:type="dxa"/>
+            </w:tcMar>
+            <w:vAlign w:val="center"/>
+          </w:tcPr>
+          <w:p>
+            <w:pPr>
+              <w:spacing w:after="0"/>
+            </w:pPr>
+            <w:r>
+              <w:rPr>
+                <w:sz w:val="17"/>
+              </w:rPr>
+              <w:t>Completed.</w:t>
+            </w:r>
+          </w:p>
+        </w:tc>
+      </w:tr>
+      <w:tr>
+        <w:tc>
+          <w:tcPr>
+            <w:tcW w:type="dxa" w:w="2200"/>
+            <w:tcMar>
+              <w:top w:w="80" w:type="dxa"/>
+              <w:start w:w="120" w:type="dxa"/>
+              <w:bottom w:w="80" w:type="dxa"/>
+              <w:end w:w="120" w:type="dxa"/>
+            </w:tcMar>
+            <w:vAlign w:val="center"/>
+          </w:tcPr>
+          <w:p>
+            <w:pPr>
+              <w:spacing w:after="0"/>
+            </w:pPr>
+            <w:r>
+              <w:rPr>
+                <w:sz w:val="17"/>
+              </w:rPr>
+              <w:t>6</w:t>
+            </w:r>
+          </w:p>
+        </w:tc>
+        <w:tc>
+          <w:tcPr>
+            <w:tcW w:type="dxa" w:w="1800"/>
+            <w:tcMar>
+              <w:top w:w="80" w:type="dxa"/>
+              <w:start w:w="120" w:type="dxa"/>
+              <w:bottom w:w="80" w:type="dxa"/>
+              <w:end w:w="120" w:type="dxa"/>
+            </w:tcMar>
+            <w:vAlign w:val="center"/>
+          </w:tcPr>
+          <w:p>
+            <w:pPr>
+              <w:spacing w:after="0"/>
+            </w:pPr>
+            <w:r>
+              <w:rPr>
+                <w:sz w:val="17"/>
+              </w:rPr>
+              <w:t>LOCAL_STATE_ABORTED</w:t>
+            </w:r>
+          </w:p>
+        </w:tc>
+        <w:tc>
+          <w:tcPr>
+            <w:tcW w:type="dxa" w:w="5360"/>
+            <w:tcMar>
+              <w:top w:w="80" w:type="dxa"/>
+              <w:start w:w="120" w:type="dxa"/>
+              <w:bottom w:w="80" w:type="dxa"/>
+              <w:end w:w="120" w:type="dxa"/>
+            </w:tcMar>
+            <w:vAlign w:val="center"/>
+          </w:tcPr>
+          <w:p>
+            <w:pPr>
+              <w:spacing w:after="0"/>
+            </w:pPr>
+            <w:r>
+              <w:rPr>
+                <w:sz w:val="17"/>
+              </w:rPr>
+              <w:t>Aborted.</w:t>
+            </w:r>
+          </w:p>
+        </w:tc>
+      </w:tr>
+      <w:tr>
+        <w:tc>
+          <w:tcPr>
+            <w:tcW w:type="dxa" w:w="2200"/>
+            <w:tcMar>
+              <w:top w:w="80" w:type="dxa"/>
+              <w:start w:w="120" w:type="dxa"/>
+              <w:bottom w:w="80" w:type="dxa"/>
+              <w:end w:w="120" w:type="dxa"/>
+            </w:tcMar>
+            <w:vAlign w:val="center"/>
+          </w:tcPr>
+          <w:p>
+            <w:pPr>
+              <w:spacing w:after="0"/>
+            </w:pPr>
+            <w:r>
+              <w:rPr>
+                <w:sz w:val="17"/>
+              </w:rPr>
+              <w:t>7</w:t>
+            </w:r>
+          </w:p>
+        </w:tc>
+        <w:tc>
+          <w:tcPr>
+            <w:tcW w:type="dxa" w:w="1800"/>
+            <w:tcMar>
+              <w:top w:w="80" w:type="dxa"/>
+              <w:start w:w="120" w:type="dxa"/>
+              <w:bottom w:w="80" w:type="dxa"/>
+              <w:end w:w="120" w:type="dxa"/>
+            </w:tcMar>
+            <w:vAlign w:val="center"/>
+          </w:tcPr>
+          <w:p>
+            <w:pPr>
+              <w:spacing w:after="0"/>
+            </w:pPr>
+            <w:r>
+              <w:rPr>
+                <w:sz w:val="17"/>
+              </w:rPr>
+              <w:t>LOCAL_STATE_FAILED_CYCLE</w:t>
+            </w:r>
+          </w:p>
+        </w:tc>
+        <w:tc>
+          <w:tcPr>
+            <w:tcW w:type="dxa" w:w="5360"/>
+            <w:tcMar>
+              <w:top w:w="80" w:type="dxa"/>
+              <w:start w:w="120" w:type="dxa"/>
+              <w:bottom w:w="80" w:type="dxa"/>
+              <w:end w:w="120" w:type="dxa"/>
+            </w:tcMar>
+            <w:vAlign w:val="center"/>
+          </w:tcPr>
+          <w:p>
+            <w:pPr>
+              <w:spacing w:after="0"/>
+            </w:pPr>
+            <w:r>
+              <w:rPr>
+                <w:sz w:val="17"/>
+              </w:rPr>
+              <w:t>Broadcast cycle failed.</w:t>
+            </w:r>
+          </w:p>
+        </w:tc>
+      </w:tr>
+      <w:tr>
+        <w:tc>
+          <w:tcPr>
+            <w:tcW w:type="dxa" w:w="2200"/>
+            <w:tcMar>
+              <w:top w:w="80" w:type="dxa"/>
+              <w:start w:w="120" w:type="dxa"/>
+              <w:bottom w:w="80" w:type="dxa"/>
+              <w:end w:w="120" w:type="dxa"/>
+            </w:tcMar>
+            <w:vAlign w:val="center"/>
+          </w:tcPr>
+          <w:p>
+            <w:pPr>
+              <w:spacing w:after="0"/>
+            </w:pPr>
+            <w:r>
+              <w:rPr>
+                <w:sz w:val="17"/>
+              </w:rPr>
+              <w:t>8</w:t>
+            </w:r>
+          </w:p>
+        </w:tc>
+        <w:tc>
+          <w:tcPr>
+            <w:tcW w:type="dxa" w:w="1800"/>
+            <w:tcMar>
+              <w:top w:w="80" w:type="dxa"/>
+              <w:start w:w="120" w:type="dxa"/>
+              <w:bottom w:w="80" w:type="dxa"/>
+              <w:end w:w="120" w:type="dxa"/>
+            </w:tcMar>
+            <w:vAlign w:val="center"/>
+          </w:tcPr>
+          <w:p>
+            <w:pPr>
+              <w:spacing w:after="0"/>
+            </w:pPr>
+            <w:r>
+              <w:rPr>
+                <w:sz w:val="17"/>
+              </w:rPr>
+              <w:t>LOCAL_STATE_FAILED_ZONE</w:t>
+            </w:r>
+          </w:p>
+        </w:tc>
+        <w:tc>
+          <w:tcPr>
+            <w:tcW w:type="dxa" w:w="5360"/>
+            <w:tcMar>
+              <w:top w:w="80" w:type="dxa"/>
+              <w:start w:w="120" w:type="dxa"/>
+              <w:bottom w:w="80" w:type="dxa"/>
+              <w:end w:w="120" w:type="dxa"/>
+            </w:tcMar>
+            <w:vAlign w:val="center"/>
+          </w:tcPr>
+          <w:p>
+            <w:pPr>
+              <w:spacing w:after="0"/>
+            </w:pPr>
+            <w:r>
+              <w:rPr>
+                <w:sz w:val="17"/>
+              </w:rPr>
+              <w:t>Zone failed.</w:t>
+            </w:r>
+          </w:p>
+        </w:tc>
+      </w:tr>
+      <w:tr>
+        <w:tc>
+          <w:tcPr>
+            <w:tcW w:type="dxa" w:w="2200"/>
+            <w:tcMar>
+              <w:top w:w="80" w:type="dxa"/>
+              <w:start w:w="120" w:type="dxa"/>
+              <w:bottom w:w="80" w:type="dxa"/>
+              <w:end w:w="120" w:type="dxa"/>
+            </w:tcMar>
+            <w:vAlign w:val="center"/>
+          </w:tcPr>
+          <w:p>
+            <w:pPr>
+              <w:spacing w:after="0"/>
+            </w:pPr>
+            <w:r>
+              <w:rPr>
+                <w:sz w:val="17"/>
+              </w:rPr>
+              <w:t>9</w:t>
+            </w:r>
+          </w:p>
+        </w:tc>
+        <w:tc>
+          <w:tcPr>
+            <w:tcW w:type="dxa" w:w="1800"/>
+            <w:tcMar>
+              <w:top w:w="80" w:type="dxa"/>
+              <w:start w:w="120" w:type="dxa"/>
+              <w:bottom w:w="80" w:type="dxa"/>
+              <w:end w:w="120" w:type="dxa"/>
+            </w:tcMar>
+            <w:vAlign w:val="center"/>
+          </w:tcPr>
+          <w:p>
+            <w:pPr>
+              <w:spacing w:after="0"/>
+            </w:pPr>
+            <w:r>
+              <w:rPr>
+                <w:sz w:val="17"/>
+              </w:rPr>
+              <w:t>LOCAL_STATE_FAILED_OVERRIDDEN</w:t>
+            </w:r>
+          </w:p>
+        </w:tc>
+        <w:tc>
+          <w:tcPr>
+            <w:tcW w:type="dxa" w:w="5360"/>
+            <w:tcMar>
+              <w:top w:w="80" w:type="dxa"/>
+              <w:start w:w="120" w:type="dxa"/>
+              <w:bottom w:w="80" w:type="dxa"/>
+              <w:end w:w="120" w:type="dxa"/>
+            </w:tcMar>
+            <w:vAlign w:val="center"/>
+          </w:tcPr>
+          <w:p>
+            <w:pPr>
+              <w:spacing w:after="0"/>
+            </w:pPr>
+            <w:r>
+              <w:rPr>
+                <w:sz w:val="17"/>
+              </w:rPr>
+              <w:t>Overridden by a higher-priority source.</w:t>
+            </w:r>
+          </w:p>
+        </w:tc>
+      </w:tr>
+      <w:tr>
+        <w:tc>
+          <w:tcPr>
+            <w:tcW w:type="dxa" w:w="2200"/>
+            <w:tcMar>
+              <w:top w:w="80" w:type="dxa"/>
+              <w:start w:w="120" w:type="dxa"/>
+              <w:bottom w:w="80" w:type="dxa"/>
+              <w:end w:w="120" w:type="dxa"/>
+            </w:tcMar>
+            <w:vAlign w:val="center"/>
+          </w:tcPr>
+          <w:p>
+            <w:pPr>
+              <w:spacing w:after="0"/>
+            </w:pPr>
+            <w:r>
+              <w:rPr>
+                <w:sz w:val="17"/>
+              </w:rPr>
+              <w:t>10</w:t>
+            </w:r>
+          </w:p>
+        </w:tc>
+        <w:tc>
+          <w:tcPr>
+            <w:tcW w:type="dxa" w:w="1800"/>
+            <w:tcMar>
+              <w:top w:w="80" w:type="dxa"/>
+              <w:start w:w="120" w:type="dxa"/>
+              <w:bottom w:w="80" w:type="dxa"/>
+              <w:end w:w="120" w:type="dxa"/>
+            </w:tcMar>
+            <w:vAlign w:val="center"/>
+          </w:tcPr>
+          <w:p>
+            <w:pPr>
+              <w:spacing w:after="0"/>
+            </w:pPr>
+            <w:r>
+              <w:rPr>
+                <w:sz w:val="17"/>
+              </w:rPr>
+              <w:t>LOCAL_STATE_FAILED_TRAIN</w:t>
+            </w:r>
+          </w:p>
+        </w:tc>
+        <w:tc>
+          <w:tcPr>
+            <w:tcW w:type="dxa" w:w="5360"/>
+            <w:tcMar>
+              <w:top w:w="80" w:type="dxa"/>
+              <w:start w:w="120" w:type="dxa"/>
+              <w:bottom w:w="80" w:type="dxa"/>
+              <w:end w:w="120" w:type="dxa"/>
+            </w:tcMar>
+            <w:vAlign w:val="center"/>
+          </w:tcPr>
+          <w:p>
+            <w:pPr>
+              <w:spacing w:after="0"/>
+            </w:pPr>
+            <w:r>
+              <w:rPr>
+                <w:sz w:val="17"/>
+              </w:rPr>
+              <w:t>Train-side failure.</w:t>
+            </w:r>
+          </w:p>
+        </w:tc>
+      </w:tr>
+      <w:tr>
+        <w:tc>
+          <w:tcPr>
+            <w:tcW w:type="dxa" w:w="2200"/>
+            <w:tcMar>
+              <w:top w:w="80" w:type="dxa"/>
+              <w:start w:w="120" w:type="dxa"/>
+              <w:bottom w:w="80" w:type="dxa"/>
+              <w:end w:w="120" w:type="dxa"/>
+            </w:tcMar>
+            <w:vAlign w:val="center"/>
+          </w:tcPr>
+          <w:p>
+            <w:pPr>
+              <w:spacing w:after="0"/>
+            </w:pPr>
+            <w:r>
+              <w:rPr>
+                <w:sz w:val="17"/>
+              </w:rPr>
+              <w:t>11</w:t>
+            </w:r>
+          </w:p>
+        </w:tc>
+        <w:tc>
+          <w:tcPr>
+            <w:tcW w:type="dxa" w:w="1800"/>
+            <w:tcMar>
+              <w:top w:w="80" w:type="dxa"/>
+              <w:start w:w="120" w:type="dxa"/>
+              <w:bottom w:w="80" w:type="dxa"/>
+              <w:end w:w="120" w:type="dxa"/>
+            </w:tcMar>
+            <w:vAlign w:val="center"/>
+          </w:tcPr>
+          <w:p>
+            <w:pPr>
+              <w:spacing w:after="0"/>
+            </w:pPr>
+            <w:r>
+              <w:rPr>
+                <w:sz w:val="17"/>
+              </w:rPr>
+              <w:t>LOCAL_STATE_FAILED_CONNECTION_RESET</w:t>
+            </w:r>
+          </w:p>
+        </w:tc>
+        <w:tc>
+          <w:tcPr>
+            <w:tcW w:type="dxa" w:w="5360"/>
+            <w:tcMar>
+              <w:top w:w="80" w:type="dxa"/>
+              <w:start w:w="120" w:type="dxa"/>
+              <w:bottom w:w="80" w:type="dxa"/>
+              <w:end w:w="120" w:type="dxa"/>
+            </w:tcMar>
+            <w:vAlign w:val="center"/>
+          </w:tcPr>
+          <w:p>
+            <w:pPr>
+              <w:spacing w:after="0"/>
+            </w:pPr>
+            <w:r>
+              <w:rPr>
+                <w:sz w:val="17"/>
+              </w:rPr>
+              <w:t>Connection reset.</w:t>
+            </w:r>
+          </w:p>
+        </w:tc>
+      </w:tr>
+      <w:tr>
+        <w:tc>
+          <w:tcPr>
+            <w:tcW w:type="dxa" w:w="2200"/>
+            <w:tcMar>
+              <w:top w:w="80" w:type="dxa"/>
+              <w:start w:w="120" w:type="dxa"/>
+              <w:bottom w:w="80" w:type="dxa"/>
+              <w:end w:w="120" w:type="dxa"/>
+            </w:tcMar>
+            <w:vAlign w:val="center"/>
+          </w:tcPr>
+          <w:p>
+            <w:pPr>
+              <w:spacing w:after="0"/>
+            </w:pPr>
+            <w:r>
+              <w:rPr>
+                <w:sz w:val="17"/>
+              </w:rPr>
+              <w:t>12</w:t>
+            </w:r>
+          </w:p>
+        </w:tc>
+        <w:tc>
+          <w:tcPr>
+            <w:tcW w:type="dxa" w:w="1800"/>
+            <w:tcMar>
+              <w:top w:w="80" w:type="dxa"/>
+              <w:start w:w="120" w:type="dxa"/>
+              <w:bottom w:w="80" w:type="dxa"/>
+              <w:end w:w="120" w:type="dxa"/>
+            </w:tcMar>
+            <w:vAlign w:val="center"/>
+          </w:tcPr>
+          <w:p>
+            <w:pPr>
+              <w:spacing w:after="0"/>
+            </w:pPr>
+            <w:r>
+              <w:rPr>
+                <w:sz w:val="17"/>
+              </w:rPr>
+              <w:t>LOCAL_STATE_FAILED_INTERRUPTED</w:t>
+            </w:r>
+          </w:p>
+        </w:tc>
+        <w:tc>
+          <w:tcPr>
+            <w:tcW w:type="dxa" w:w="5360"/>
+            <w:tcMar>
+              <w:top w:w="80" w:type="dxa"/>
+              <w:start w:w="120" w:type="dxa"/>
+              <w:bottom w:w="80" w:type="dxa"/>
+              <w:end w:w="120" w:type="dxa"/>
+            </w:tcMar>
+            <w:vAlign w:val="center"/>
+          </w:tcPr>
+          <w:p>
+            <w:pPr>
+              <w:spacing w:after="0"/>
+            </w:pPr>
+            <w:r>
+              <w:rPr>
+                <w:sz w:val="17"/>
+              </w:rPr>
+              <w:t>Interrupted.</w:t>
+            </w:r>
+          </w:p>
+        </w:tc>
+      </w:tr>
+      <w:tr>
+        <w:tc>
+          <w:tcPr>
+            <w:tcW w:type="dxa" w:w="2200"/>
+            <w:tcMar>
+              <w:top w:w="80" w:type="dxa"/>
+              <w:start w:w="120" w:type="dxa"/>
+              <w:bottom w:w="80" w:type="dxa"/>
+              <w:end w:w="120" w:type="dxa"/>
+            </w:tcMar>
+            <w:vAlign w:val="center"/>
+          </w:tcPr>
+          <w:p>
+            <w:pPr>
+              <w:spacing w:after="0"/>
+            </w:pPr>
+            <w:r>
+              <w:rPr>
+                <w:sz w:val="17"/>
+              </w:rPr>
+              <w:t>13</w:t>
+            </w:r>
+          </w:p>
+        </w:tc>
+        <w:tc>
+          <w:tcPr>
+            <w:tcW w:type="dxa" w:w="1800"/>
+            <w:tcMar>
+              <w:top w:w="80" w:type="dxa"/>
+              <w:start w:w="120" w:type="dxa"/>
+              <w:bottom w:w="80" w:type="dxa"/>
+              <w:end w:w="120" w:type="dxa"/>
+            </w:tcMar>
+            <w:vAlign w:val="center"/>
+          </w:tcPr>
+          <w:p>
+            <w:pPr>
+              <w:spacing w:after="0"/>
+            </w:pPr>
+            <w:r>
+              <w:rPr>
+                <w:sz w:val="17"/>
+              </w:rPr>
+              <w:t>LOCAL_STATE_FAILED_VERSION_CONFLICT</w:t>
+            </w:r>
+          </w:p>
+        </w:tc>
+        <w:tc>
+          <w:tcPr>
+            <w:tcW w:type="dxa" w:w="5360"/>
+            <w:tcMar>
+              <w:top w:w="80" w:type="dxa"/>
+              <w:start w:w="120" w:type="dxa"/>
+              <w:bottom w:w="80" w:type="dxa"/>
+              <w:end w:w="120" w:type="dxa"/>
+            </w:tcMar>
+            <w:vAlign w:val="center"/>
+          </w:tcPr>
+          <w:p>
+            <w:pPr>
+              <w:spacing w:after="0"/>
+            </w:pPr>
+            <w:r>
+              <w:rPr>
+                <w:sz w:val="17"/>
+              </w:rPr>
+              <w:t>Version conflict.</w:t>
+            </w:r>
+          </w:p>
+        </w:tc>
+      </w:tr>
+      <w:tr>
+        <w:tc>
+          <w:tcPr>
+            <w:tcW w:type="dxa" w:w="2200"/>
+            <w:tcMar>
+              <w:top w:w="80" w:type="dxa"/>
+              <w:start w:w="120" w:type="dxa"/>
+              <w:bottom w:w="80" w:type="dxa"/>
+              <w:end w:w="120" w:type="dxa"/>
+            </w:tcMar>
+            <w:vAlign w:val="center"/>
+          </w:tcPr>
+          <w:p>
+            <w:pPr>
+              <w:spacing w:after="0"/>
+            </w:pPr>
+            <w:r>
+              <w:rPr>
+                <w:sz w:val="17"/>
+              </w:rPr>
+              <w:t>14</w:t>
+            </w:r>
+          </w:p>
+        </w:tc>
+        <w:tc>
+          <w:tcPr>
+            <w:tcW w:type="dxa" w:w="1800"/>
+            <w:tcMar>
+              <w:top w:w="80" w:type="dxa"/>
+              <w:start w:w="120" w:type="dxa"/>
+              <w:bottom w:w="80" w:type="dxa"/>
+              <w:end w:w="120" w:type="dxa"/>
+            </w:tcMar>
+            <w:vAlign w:val="center"/>
+          </w:tcPr>
+          <w:p>
+            <w:pPr>
+              <w:spacing w:after="0"/>
+            </w:pPr>
+            <w:r>
+              <w:rPr>
+                <w:sz w:val="17"/>
+              </w:rPr>
+              <w:t>LOCAL_STATE_FAILED_INVALID_REQUEST</w:t>
+            </w:r>
+          </w:p>
+        </w:tc>
+        <w:tc>
+          <w:tcPr>
+            <w:tcW w:type="dxa" w:w="5360"/>
+            <w:tcMar>
+              <w:top w:w="80" w:type="dxa"/>
+              <w:start w:w="120" w:type="dxa"/>
+              <w:bottom w:w="80" w:type="dxa"/>
+              <w:end w:w="120" w:type="dxa"/>
+            </w:tcMar>
+            <w:vAlign w:val="center"/>
+          </w:tcPr>
+          <w:p>
+            <w:pPr>
+              <w:spacing w:after="0"/>
+            </w:pPr>
+            <w:r>
+              <w:rPr>
+                <w:sz w:val="17"/>
+              </w:rPr>
+              <w:t>Invalid request.</w:t>
+            </w:r>
+          </w:p>
+        </w:tc>
+      </w:tr>
+      <w:tr>
+        <w:tc>
+          <w:tcPr>
+            <w:tcW w:type="dxa" w:w="2200"/>
+            <w:tcMar>
+              <w:top w:w="80" w:type="dxa"/>
+              <w:start w:w="120" w:type="dxa"/>
+              <w:bottom w:w="80" w:type="dxa"/>
+              <w:end w:w="120" w:type="dxa"/>
+            </w:tcMar>
+            <w:vAlign w:val="center"/>
+          </w:tcPr>
+          <w:p>
+            <w:pPr>
+              <w:spacing w:after="0"/>
+            </w:pPr>
+            <w:r>
+              <w:rPr>
+                <w:sz w:val="17"/>
+              </w:rPr>
+              <w:t>15</w:t>
+            </w:r>
+          </w:p>
+        </w:tc>
+        <w:tc>
+          <w:tcPr>
+            <w:tcW w:type="dxa" w:w="1800"/>
+            <w:tcMar>
+              <w:top w:w="80" w:type="dxa"/>
+              <w:start w:w="120" w:type="dxa"/>
+              <w:bottom w:w="80" w:type="dxa"/>
+              <w:end w:w="120" w:type="dxa"/>
+            </w:tcMar>
+            <w:vAlign w:val="center"/>
+          </w:tcPr>
+          <w:p>
+            <w:pPr>
+              <w:spacing w:after="0"/>
+            </w:pPr>
+            <w:r>
+              <w:rPr>
+                <w:sz w:val="17"/>
+              </w:rPr>
+              <w:t>LOCAL_STATE_FAILED_BUSY</w:t>
+            </w:r>
+          </w:p>
+        </w:tc>
+        <w:tc>
+          <w:tcPr>
+            <w:tcW w:type="dxa" w:w="5360"/>
+            <w:tcMar>
+              <w:top w:w="80" w:type="dxa"/>
+              <w:start w:w="120" w:type="dxa"/>
+              <w:bottom w:w="80" w:type="dxa"/>
+              <w:end w:w="120" w:type="dxa"/>
+            </w:tcMar>
+            <w:vAlign w:val="center"/>
+          </w:tcPr>
+          <w:p>
+            <w:pPr>
+              <w:spacing w:after="0"/>
+            </w:pPr>
+            <w:r>
+              <w:rPr>
+                <w:sz w:val="17"/>
+              </w:rPr>
+              <w:t>Target busy.</w:t>
+            </w:r>
+          </w:p>
+        </w:tc>
+      </w:tr>
+      <w:tr>
+        <w:tc>
+          <w:tcPr>
+            <w:tcW w:type="dxa" w:w="2200"/>
+            <w:tcMar>
+              <w:top w:w="80" w:type="dxa"/>
+              <w:start w:w="120" w:type="dxa"/>
+              <w:bottom w:w="80" w:type="dxa"/>
+              <w:end w:w="120" w:type="dxa"/>
+            </w:tcMar>
+            <w:vAlign w:val="center"/>
+          </w:tcPr>
+          <w:p>
+            <w:pPr>
+              <w:spacing w:after="0"/>
+            </w:pPr>
+            <w:r>
+              <w:rPr>
+                <w:sz w:val="17"/>
+              </w:rPr>
+              <w:t>16</w:t>
+            </w:r>
+          </w:p>
+        </w:tc>
+        <w:tc>
+          <w:tcPr>
+            <w:tcW w:type="dxa" w:w="1800"/>
+            <w:tcMar>
+              <w:top w:w="80" w:type="dxa"/>
+              <w:start w:w="120" w:type="dxa"/>
+              <w:bottom w:w="80" w:type="dxa"/>
+              <w:end w:w="120" w:type="dxa"/>
+            </w:tcMar>
+            <w:vAlign w:val="center"/>
+          </w:tcPr>
+          <w:p>
+            <w:pPr>
+              <w:spacing w:after="0"/>
+            </w:pPr>
+            <w:r>
+              <w:rPr>
+                <w:sz w:val="17"/>
+              </w:rPr>
+              <w:t>LOCAL_STATE_FAILED_BUSY_WITH_OVERRIDE_OPTION</w:t>
+            </w:r>
+          </w:p>
+        </w:tc>
+        <w:tc>
+          <w:tcPr>
+            <w:tcW w:type="dxa" w:w="5360"/>
+            <w:tcMar>
+              <w:top w:w="80" w:type="dxa"/>
+              <w:start w:w="120" w:type="dxa"/>
+              <w:bottom w:w="80" w:type="dxa"/>
+              <w:end w:w="120" w:type="dxa"/>
+            </w:tcMar>
+            <w:vAlign w:val="center"/>
+          </w:tcPr>
+          <w:p>
+            <w:pPr>
+              <w:spacing w:after="0"/>
+            </w:pPr>
+            <w:r>
+              <w:rPr>
+                <w:sz w:val="17"/>
+              </w:rPr>
+              <w:t>Target busy; an override can be selected.</w:t>
+            </w:r>
+          </w:p>
+        </w:tc>
+      </w:tr>
+      <w:tr>
+        <w:tc>
+          <w:tcPr>
+            <w:tcW w:type="dxa" w:w="2200"/>
+            <w:tcMar>
+              <w:top w:w="80" w:type="dxa"/>
+              <w:start w:w="120" w:type="dxa"/>
+              <w:bottom w:w="80" w:type="dxa"/>
+              <w:end w:w="120" w:type="dxa"/>
+            </w:tcMar>
+            <w:vAlign w:val="center"/>
+          </w:tcPr>
+          <w:p>
+            <w:pPr>
+              <w:spacing w:after="0"/>
+            </w:pPr>
+            <w:r>
+              <w:rPr>
+                <w:sz w:val="17"/>
+              </w:rPr>
+              <w:t>17</w:t>
+            </w:r>
+          </w:p>
+        </w:tc>
+        <w:tc>
+          <w:tcPr>
+            <w:tcW w:type="dxa" w:w="1800"/>
+            <w:tcMar>
+              <w:top w:w="80" w:type="dxa"/>
+              <w:start w:w="120" w:type="dxa"/>
+              <w:bottom w:w="80" w:type="dxa"/>
+              <w:end w:w="120" w:type="dxa"/>
+            </w:tcMar>
+            <w:vAlign w:val="center"/>
+          </w:tcPr>
+          <w:p>
+            <w:pPr>
+              <w:spacing w:after="0"/>
+            </w:pPr>
+            <w:r>
+              <w:rPr>
+                <w:sz w:val="17"/>
+              </w:rPr>
+              <w:t>LOCAL_STATE_FAILED_CONTINUE_LIVE_ANNOUNCEMENT_TIMEOUT</w:t>
+            </w:r>
+          </w:p>
+        </w:tc>
+        <w:tc>
+          <w:tcPr>
+            <w:tcW w:type="dxa" w:w="5360"/>
+            <w:tcMar>
+              <w:top w:w="80" w:type="dxa"/>
+              <w:start w:w="120" w:type="dxa"/>
+              <w:bottom w:w="80" w:type="dxa"/>
+              <w:end w:w="120" w:type="dxa"/>
+            </w:tcMar>
+            <w:vAlign w:val="center"/>
+          </w:tcPr>
+          <w:p>
+            <w:pPr>
+              <w:spacing w:after="0"/>
+            </w:pPr>
+            <w:r>
+              <w:rPr>
+                <w:sz w:val="17"/>
+              </w:rPr>
+              <w:t>TIMS continue-live-announcement request was not received before timeout.</w:t>
+            </w:r>
+          </w:p>
+        </w:tc>
+      </w:tr>
+      <w:tr>
+        <w:tc>
+          <w:tcPr>
+            <w:tcW w:type="dxa" w:w="2200"/>
+            <w:tcMar>
+              <w:top w:w="80" w:type="dxa"/>
+              <w:start w:w="120" w:type="dxa"/>
+              <w:bottom w:w="80" w:type="dxa"/>
+              <w:end w:w="120" w:type="dxa"/>
+            </w:tcMar>
+            <w:vAlign w:val="center"/>
+          </w:tcPr>
+          <w:p>
+            <w:pPr>
+              <w:spacing w:after="0"/>
+            </w:pPr>
+            <w:r>
+              <w:rPr>
+                <w:sz w:val="17"/>
+              </w:rPr>
+              <w:t>18</w:t>
+            </w:r>
+          </w:p>
+        </w:tc>
+        <w:tc>
+          <w:tcPr>
+            <w:tcW w:type="dxa" w:w="1800"/>
+            <w:tcMar>
+              <w:top w:w="80" w:type="dxa"/>
+              <w:start w:w="120" w:type="dxa"/>
+              <w:bottom w:w="80" w:type="dxa"/>
+              <w:end w:w="120" w:type="dxa"/>
+            </w:tcMar>
+            <w:vAlign w:val="center"/>
+          </w:tcPr>
+          <w:p>
+            <w:pPr>
+              <w:spacing w:after="0"/>
+            </w:pPr>
+            <w:r>
+              <w:rPr>
+                <w:sz w:val="17"/>
+              </w:rPr>
+              <w:t>LOCAL_STATE_FAILED_NO_PERMISSION</w:t>
+            </w:r>
+          </w:p>
+        </w:tc>
+        <w:tc>
+          <w:tcPr>
+            <w:tcW w:type="dxa" w:w="5360"/>
+            <w:tcMar>
+              <w:top w:w="80" w:type="dxa"/>
+              <w:start w:w="120" w:type="dxa"/>
+              <w:bottom w:w="80" w:type="dxa"/>
+              <w:end w:w="120" w:type="dxa"/>
+            </w:tcMar>
+            <w:vAlign w:val="center"/>
+          </w:tcPr>
+          <w:p>
+            <w:pPr>
+              <w:spacing w:after="0"/>
+            </w:pPr>
+            <w:r>
+              <w:rPr>
+                <w:sz w:val="17"/>
+              </w:rPr>
+              <w:t>No duty/permission for this train at the current location.</w:t>
+            </w:r>
+          </w:p>
+        </w:tc>
+      </w:tr>
+      <w:tr>
+        <w:tc>
+          <w:tcPr>
+            <w:tcW w:type="dxa" w:w="2200"/>
+            <w:tcMar>
+              <w:top w:w="80" w:type="dxa"/>
+              <w:start w:w="120" w:type="dxa"/>
+              <w:bottom w:w="80" w:type="dxa"/>
+              <w:end w:w="120" w:type="dxa"/>
+            </w:tcMar>
+            <w:vAlign w:val="center"/>
+          </w:tcPr>
+          <w:p>
+            <w:pPr>
+              <w:spacing w:after="0"/>
+            </w:pPr>
+            <w:r>
+              <w:rPr>
+                <w:sz w:val="17"/>
+              </w:rPr>
+              <w:t>19</w:t>
+            </w:r>
+          </w:p>
+        </w:tc>
+        <w:tc>
+          <w:tcPr>
+            <w:tcW w:type="dxa" w:w="1800"/>
+            <w:tcMar>
+              <w:top w:w="80" w:type="dxa"/>
+              <w:start w:w="120" w:type="dxa"/>
+              <w:bottom w:w="80" w:type="dxa"/>
+              <w:end w:w="120" w:type="dxa"/>
+            </w:tcMar>
+            <w:vAlign w:val="center"/>
+          </w:tcPr>
+          <w:p>
+            <w:pPr>
+              <w:spacing w:after="0"/>
+            </w:pPr>
+            <w:r>
+              <w:rPr>
+                <w:sz w:val="17"/>
+              </w:rPr>
+              <w:t>LOCAL_STATE_TRAIN_FIRST_CYCLE_CANCELLED</w:t>
+            </w:r>
+          </w:p>
+        </w:tc>
+        <w:tc>
+          <w:tcPr>
+            <w:tcW w:type="dxa" w:w="5360"/>
+            <w:tcMar>
+              <w:top w:w="80" w:type="dxa"/>
+              <w:start w:w="120" w:type="dxa"/>
+              <w:bottom w:w="80" w:type="dxa"/>
+              <w:end w:w="120" w:type="dxa"/>
+            </w:tcMar>
+            <w:vAlign w:val="center"/>
+          </w:tcPr>
+          <w:p>
+            <w:pPr>
+              <w:spacing w:after="0"/>
+            </w:pPr>
+            <w:r>
+              <w:rPr>
+                <w:sz w:val="17"/>
+              </w:rPr>
+              <w:t>Train first cycle cancelled.</w:t>
+            </w:r>
+          </w:p>
+        </w:tc>
+      </w:tr>
+      <w:tr>
+        <w:tc>
+          <w:tcPr>
+            <w:tcW w:type="dxa" w:w="2200"/>
+            <w:tcMar>
+              <w:top w:w="80" w:type="dxa"/>
+              <w:start w:w="120" w:type="dxa"/>
+              <w:bottom w:w="80" w:type="dxa"/>
+              <w:end w:w="120" w:type="dxa"/>
+            </w:tcMar>
+            <w:vAlign w:val="center"/>
+          </w:tcPr>
+          <w:p>
+            <w:pPr>
+              <w:spacing w:after="0"/>
+            </w:pPr>
+            <w:r>
+              <w:rPr>
+                <w:sz w:val="17"/>
+              </w:rPr>
+              <w:t>20</w:t>
+            </w:r>
+          </w:p>
+        </w:tc>
+        <w:tc>
+          <w:tcPr>
+            <w:tcW w:type="dxa" w:w="1800"/>
+            <w:tcMar>
+              <w:top w:w="80" w:type="dxa"/>
+              <w:start w:w="120" w:type="dxa"/>
+              <w:bottom w:w="80" w:type="dxa"/>
+              <w:end w:w="120" w:type="dxa"/>
+            </w:tcMar>
+            <w:vAlign w:val="center"/>
+          </w:tcPr>
+          <w:p>
+            <w:pPr>
+              <w:spacing w:after="0"/>
+            </w:pPr>
+            <w:r>
+              <w:rPr>
+                <w:sz w:val="17"/>
+              </w:rPr>
+              <w:t>LOCAL_STATE_FAILED_BAD_COMMAND</w:t>
+            </w:r>
+          </w:p>
+        </w:tc>
+        <w:tc>
+          <w:tcPr>
+            <w:tcW w:type="dxa" w:w="5360"/>
+            <w:tcMar>
+              <w:top w:w="80" w:type="dxa"/>
+              <w:start w:w="120" w:type="dxa"/>
+              <w:bottom w:w="80" w:type="dxa"/>
+              <w:end w:w="120" w:type="dxa"/>
+            </w:tcMar>
+            <w:vAlign w:val="center"/>
+          </w:tcPr>
+          <w:p>
+            <w:pPr>
+              <w:spacing w:after="0"/>
+            </w:pPr>
+            <w:r>
+              <w:rPr>
+                <w:sz w:val="17"/>
+              </w:rPr>
+              <w:t>Train returned an invalid/bad command.</w:t>
+            </w:r>
+          </w:p>
+        </w:tc>
+      </w:tr>
+      <w:tr>
+        <w:tc>
+          <w:tcPr>
+            <w:tcW w:type="dxa" w:w="2200"/>
+            <w:tcMar>
+              <w:top w:w="80" w:type="dxa"/>
+              <w:start w:w="120" w:type="dxa"/>
+              <w:bottom w:w="80" w:type="dxa"/>
+              <w:end w:w="120" w:type="dxa"/>
+            </w:tcMar>
+            <w:vAlign w:val="center"/>
+          </w:tcPr>
+          <w:p>
+            <w:pPr>
+              <w:spacing w:after="0"/>
+            </w:pPr>
+            <w:r>
+              <w:rPr>
+                <w:sz w:val="17"/>
+              </w:rPr>
+              <w:t>21</w:t>
+            </w:r>
+          </w:p>
+        </w:tc>
+        <w:tc>
+          <w:tcPr>
+            <w:tcW w:type="dxa" w:w="1800"/>
+            <w:tcMar>
+              <w:top w:w="80" w:type="dxa"/>
+              <w:start w:w="120" w:type="dxa"/>
+              <w:bottom w:w="80" w:type="dxa"/>
+              <w:end w:w="120" w:type="dxa"/>
+            </w:tcMar>
+            <w:vAlign w:val="center"/>
+          </w:tcPr>
+          <w:p>
+            <w:pPr>
+              <w:spacing w:after="0"/>
+            </w:pPr>
+            <w:r>
+              <w:rPr>
+                <w:sz w:val="17"/>
+              </w:rPr>
+              <w:t>LOCAL_STATE_FAILED_DIFFERENT_ORIGIN</w:t>
+            </w:r>
+          </w:p>
+        </w:tc>
+        <w:tc>
+          <w:tcPr>
+            <w:tcW w:type="dxa" w:w="5360"/>
+            <w:tcMar>
+              <w:top w:w="80" w:type="dxa"/>
+              <w:start w:w="120" w:type="dxa"/>
+              <w:bottom w:w="80" w:type="dxa"/>
+              <w:end w:w="120" w:type="dxa"/>
+            </w:tcMar>
+            <w:vAlign w:val="center"/>
+          </w:tcPr>
+          <w:p>
+            <w:pPr>
+              <w:spacing w:after="0"/>
+            </w:pPr>
+            <w:r>
+              <w:rPr>
+                <w:sz w:val="17"/>
+              </w:rPr>
+              <w:t>Origin does not match.</w:t>
+            </w:r>
+          </w:p>
+        </w:tc>
+      </w:tr>
+      <w:tr>
+        <w:tc>
+          <w:tcPr>
+            <w:tcW w:type="dxa" w:w="2200"/>
+            <w:tcMar>
+              <w:top w:w="80" w:type="dxa"/>
+              <w:start w:w="120" w:type="dxa"/>
+              <w:bottom w:w="80" w:type="dxa"/>
+              <w:end w:w="120" w:type="dxa"/>
+            </w:tcMar>
+            <w:vAlign w:val="center"/>
+          </w:tcPr>
+          <w:p>
+            <w:pPr>
+              <w:spacing w:after="0"/>
+            </w:pPr>
+            <w:r>
+              <w:rPr>
+                <w:sz w:val="17"/>
+              </w:rPr>
+              <w:t>22</w:t>
+            </w:r>
+          </w:p>
+        </w:tc>
+        <w:tc>
+          <w:tcPr>
+            <w:tcW w:type="dxa" w:w="1800"/>
+            <w:tcMar>
+              <w:top w:w="80" w:type="dxa"/>
+              <w:start w:w="120" w:type="dxa"/>
+              <w:bottom w:w="80" w:type="dxa"/>
+              <w:end w:w="120" w:type="dxa"/>
+            </w:tcMar>
+            <w:vAlign w:val="center"/>
+          </w:tcPr>
+          <w:p>
+            <w:pPr>
+              <w:spacing w:after="0"/>
+            </w:pPr>
+            <w:r>
+              <w:rPr>
+                <w:sz w:val="17"/>
+              </w:rPr>
+              <w:t>LOCAL_STATE_FAILED_DIFFERENT_VERSION</w:t>
+            </w:r>
+          </w:p>
+        </w:tc>
+        <w:tc>
+          <w:tcPr>
+            <w:tcW w:type="dxa" w:w="5360"/>
+            <w:tcMar>
+              <w:top w:w="80" w:type="dxa"/>
+              <w:start w:w="120" w:type="dxa"/>
+              <w:bottom w:w="80" w:type="dxa"/>
+              <w:end w:w="120" w:type="dxa"/>
+            </w:tcMar>
+            <w:vAlign w:val="center"/>
+          </w:tcPr>
+          <w:p>
+            <w:pPr>
+              <w:spacing w:after="0"/>
+            </w:pPr>
+            <w:r>
+              <w:rPr>
+                <w:sz w:val="17"/>
+              </w:rPr>
+              <w:t>Version does not match.</w:t>
+            </w:r>
+          </w:p>
+        </w:tc>
+      </w:tr>
+      <w:tr>
+        <w:tc>
+          <w:tcPr>
+            <w:tcW w:type="dxa" w:w="2200"/>
+            <w:tcMar>
+              <w:top w:w="80" w:type="dxa"/>
+              <w:start w:w="120" w:type="dxa"/>
+              <w:bottom w:w="80" w:type="dxa"/>
+              <w:end w:w="120" w:type="dxa"/>
+            </w:tcMar>
+            <w:vAlign w:val="center"/>
+          </w:tcPr>
+          <w:p>
+            <w:pPr>
+              <w:spacing w:after="0"/>
+            </w:pPr>
+            <w:r>
+              <w:rPr>
+                <w:sz w:val="17"/>
+              </w:rPr>
+              <w:t>23</w:t>
+            </w:r>
+          </w:p>
+        </w:tc>
+        <w:tc>
+          <w:tcPr>
+            <w:tcW w:type="dxa" w:w="1800"/>
+            <w:tcMar>
+              <w:top w:w="80" w:type="dxa"/>
+              <w:start w:w="120" w:type="dxa"/>
+              <w:bottom w:w="80" w:type="dxa"/>
+              <w:end w:w="120" w:type="dxa"/>
+            </w:tcMar>
+            <w:vAlign w:val="center"/>
+          </w:tcPr>
+          <w:p>
+            <w:pPr>
+              <w:spacing w:after="0"/>
+            </w:pPr>
+            <w:r>
+              <w:rPr>
+                <w:sz w:val="17"/>
+              </w:rPr>
+              <w:t>LOCAL_STATE_FAILED_MPU_CHANGEOVER</w:t>
+            </w:r>
+          </w:p>
+        </w:tc>
+        <w:tc>
+          <w:tcPr>
+            <w:tcW w:type="dxa" w:w="5360"/>
+            <w:tcMar>
+              <w:top w:w="80" w:type="dxa"/>
+              <w:start w:w="120" w:type="dxa"/>
+              <w:bottom w:w="80" w:type="dxa"/>
+              <w:end w:w="120" w:type="dxa"/>
+            </w:tcMar>
+            <w:vAlign w:val="center"/>
+          </w:tcPr>
+          <w:p>
+            <w:pPr>
+              <w:spacing w:after="0"/>
+            </w:pPr>
+            <w:r>
+              <w:rPr>
+                <w:sz w:val="17"/>
+              </w:rPr>
+              <w:t>MPU changeover failed.</w:t>
+            </w:r>
+          </w:p>
+        </w:tc>
+      </w:tr>
+    </w:tbl>
+    <w:p>
+      <w:pPr>
+        <w:spacing w:after="0"/>
+      </w:pPr>
+    </w:p>
+    <w:p>
+      <w:pPr>
         <w:pStyle w:val="Heading3"/>
       </w:pPr>
       <w:r>

--- a/docs/PABridgeAgent_Kafka_Integration_EN.docx
+++ b/docs/PABridgeAgent_Kafka_Integration_EN.docx
@@ -4169,6 +4169,421 @@
         <w:spacing w:after="100"/>
       </w:pPr>
       <w:r>
+        <w:t>#### broadcastType enumeration values</w:t>
+      </w:r>
+    </w:p>
+    <w:tbl>
+      <w:tblPr>
+        <w:tblStyle w:val="TableGrid"/>
+        <w:tblW w:type="dxa" w:w="9360"/>
+        <w:jc w:val="left"/>
+        <w:tblLayout w:type="fixed"/>
+        <w:tblLook w:firstColumn="1" w:firstRow="1" w:lastColumn="0" w:lastRow="0" w:noHBand="0" w:noVBand="1" w:val="04A0"/>
+        <w:tblInd w:w="120" w:type="dxa"/>
+      </w:tblPr>
+      <w:tblGrid>
+        <w:gridCol w:w="3000"/>
+        <w:gridCol w:w="6360"/>
+      </w:tblGrid>
+      <w:tr>
+        <w:tc>
+          <w:tcPr>
+            <w:tcW w:type="dxa" w:w="3000"/>
+            <w:tcMar>
+              <w:top w:w="80" w:type="dxa"/>
+              <w:start w:w="120" w:type="dxa"/>
+              <w:bottom w:w="80" w:type="dxa"/>
+              <w:end w:w="120" w:type="dxa"/>
+            </w:tcMar>
+            <w:vAlign w:val="center"/>
+            <w:shd w:fill="E8EEF5"/>
+          </w:tcPr>
+          <w:p>
+            <w:pPr>
+              <w:spacing w:after="0"/>
+            </w:pPr>
+            <w:r>
+              <w:rPr>
+                <w:b/>
+                <w:sz w:val="17"/>
+              </w:rPr>
+              <w:t>Value</w:t>
+            </w:r>
+          </w:p>
+        </w:tc>
+        <w:tc>
+          <w:tcPr>
+            <w:tcW w:type="dxa" w:w="6360"/>
+            <w:tcMar>
+              <w:top w:w="80" w:type="dxa"/>
+              <w:start w:w="120" w:type="dxa"/>
+              <w:bottom w:w="80" w:type="dxa"/>
+              <w:end w:w="120" w:type="dxa"/>
+            </w:tcMar>
+            <w:vAlign w:val="center"/>
+            <w:shd w:fill="E8EEF5"/>
+          </w:tcPr>
+          <w:p>
+            <w:pPr>
+              <w:spacing w:after="0"/>
+            </w:pPr>
+            <w:r>
+              <w:rPr>
+                <w:b/>
+                <w:sz w:val="17"/>
+              </w:rPr>
+              <w:t>Meaning</w:t>
+            </w:r>
+          </w:p>
+        </w:tc>
+      </w:tr>
+      <w:tr>
+        <w:tc>
+          <w:tcPr>
+            <w:tcW w:type="dxa" w:w="3000"/>
+            <w:tcMar>
+              <w:top w:w="80" w:type="dxa"/>
+              <w:start w:w="120" w:type="dxa"/>
+              <w:bottom w:w="80" w:type="dxa"/>
+              <w:end w:w="120" w:type="dxa"/>
+            </w:tcMar>
+            <w:vAlign w:val="center"/>
+          </w:tcPr>
+          <w:p>
+            <w:pPr>
+              <w:spacing w:after="0"/>
+            </w:pPr>
+            <w:r>
+              <w:rPr>
+                <w:sz w:val="17"/>
+              </w:rPr>
+              <w:t>StationMusic</w:t>
+            </w:r>
+          </w:p>
+        </w:tc>
+        <w:tc>
+          <w:tcPr>
+            <w:tcW w:type="dxa" w:w="6360"/>
+            <w:tcMar>
+              <w:top w:w="80" w:type="dxa"/>
+              <w:start w:w="120" w:type="dxa"/>
+              <w:bottom w:w="80" w:type="dxa"/>
+              <w:end w:w="120" w:type="dxa"/>
+            </w:tcMar>
+            <w:vAlign w:val="center"/>
+          </w:tcPr>
+          <w:p>
+            <w:pPr>
+              <w:spacing w:after="0"/>
+            </w:pPr>
+            <w:r>
+              <w:rPr>
+                <w:sz w:val="17"/>
+              </w:rPr>
+              <w:t>Station music broadcast.</w:t>
+            </w:r>
+          </w:p>
+        </w:tc>
+      </w:tr>
+      <w:tr>
+        <w:tc>
+          <w:tcPr>
+            <w:tcW w:type="dxa" w:w="3000"/>
+            <w:tcMar>
+              <w:top w:w="80" w:type="dxa"/>
+              <w:start w:w="120" w:type="dxa"/>
+              <w:bottom w:w="80" w:type="dxa"/>
+              <w:end w:w="120" w:type="dxa"/>
+            </w:tcMar>
+            <w:vAlign w:val="center"/>
+          </w:tcPr>
+          <w:p>
+            <w:pPr>
+              <w:spacing w:after="0"/>
+            </w:pPr>
+            <w:r>
+              <w:rPr>
+                <w:sz w:val="17"/>
+              </w:rPr>
+              <w:t>StationLive</w:t>
+            </w:r>
+          </w:p>
+        </w:tc>
+        <w:tc>
+          <w:tcPr>
+            <w:tcW w:type="dxa" w:w="6360"/>
+            <w:tcMar>
+              <w:top w:w="80" w:type="dxa"/>
+              <w:start w:w="120" w:type="dxa"/>
+              <w:bottom w:w="80" w:type="dxa"/>
+              <w:end w:w="120" w:type="dxa"/>
+            </w:tcMar>
+            <w:vAlign w:val="center"/>
+          </w:tcPr>
+          <w:p>
+            <w:pPr>
+              <w:spacing w:after="0"/>
+            </w:pPr>
+            <w:r>
+              <w:rPr>
+                <w:sz w:val="17"/>
+              </w:rPr>
+              <w:t>Station live broadcast.</w:t>
+            </w:r>
+          </w:p>
+        </w:tc>
+      </w:tr>
+      <w:tr>
+        <w:tc>
+          <w:tcPr>
+            <w:tcW w:type="dxa" w:w="3000"/>
+            <w:tcMar>
+              <w:top w:w="80" w:type="dxa"/>
+              <w:start w:w="120" w:type="dxa"/>
+              <w:bottom w:w="80" w:type="dxa"/>
+              <w:end w:w="120" w:type="dxa"/>
+            </w:tcMar>
+            <w:vAlign w:val="center"/>
+          </w:tcPr>
+          <w:p>
+            <w:pPr>
+              <w:spacing w:after="0"/>
+            </w:pPr>
+            <w:r>
+              <w:rPr>
+                <w:sz w:val="17"/>
+              </w:rPr>
+              <w:t>StationDva</w:t>
+            </w:r>
+          </w:p>
+        </w:tc>
+        <w:tc>
+          <w:tcPr>
+            <w:tcW w:type="dxa" w:w="6360"/>
+            <w:tcMar>
+              <w:top w:w="80" w:type="dxa"/>
+              <w:start w:w="120" w:type="dxa"/>
+              <w:bottom w:w="80" w:type="dxa"/>
+              <w:end w:w="120" w:type="dxa"/>
+            </w:tcMar>
+            <w:vAlign w:val="center"/>
+          </w:tcPr>
+          <w:p>
+            <w:pPr>
+              <w:spacing w:after="0"/>
+            </w:pPr>
+            <w:r>
+              <w:rPr>
+                <w:sz w:val="17"/>
+              </w:rPr>
+              <w:t>Station DVA (digital voice announcement) broadcast.</w:t>
+            </w:r>
+          </w:p>
+        </w:tc>
+      </w:tr>
+      <w:tr>
+        <w:tc>
+          <w:tcPr>
+            <w:tcW w:type="dxa" w:w="3000"/>
+            <w:tcMar>
+              <w:top w:w="80" w:type="dxa"/>
+              <w:start w:w="120" w:type="dxa"/>
+              <w:bottom w:w="80" w:type="dxa"/>
+              <w:end w:w="120" w:type="dxa"/>
+            </w:tcMar>
+            <w:vAlign w:val="center"/>
+          </w:tcPr>
+          <w:p>
+            <w:pPr>
+              <w:spacing w:after="0"/>
+            </w:pPr>
+            <w:r>
+              <w:rPr>
+                <w:sz w:val="17"/>
+              </w:rPr>
+              <w:t>StationRecording</w:t>
+            </w:r>
+          </w:p>
+        </w:tc>
+        <w:tc>
+          <w:tcPr>
+            <w:tcW w:type="dxa" w:w="6360"/>
+            <w:tcMar>
+              <w:top w:w="80" w:type="dxa"/>
+              <w:start w:w="120" w:type="dxa"/>
+              <w:bottom w:w="80" w:type="dxa"/>
+              <w:end w:w="120" w:type="dxa"/>
+            </w:tcMar>
+            <w:vAlign w:val="center"/>
+          </w:tcPr>
+          <w:p>
+            <w:pPr>
+              <w:spacing w:after="0"/>
+            </w:pPr>
+            <w:r>
+              <w:rPr>
+                <w:sz w:val="17"/>
+              </w:rPr>
+              <w:t>Station ad-hoc voice recording.</w:t>
+            </w:r>
+          </w:p>
+        </w:tc>
+      </w:tr>
+      <w:tr>
+        <w:tc>
+          <w:tcPr>
+            <w:tcW w:type="dxa" w:w="3000"/>
+            <w:tcMar>
+              <w:top w:w="80" w:type="dxa"/>
+              <w:start w:w="120" w:type="dxa"/>
+              <w:bottom w:w="80" w:type="dxa"/>
+              <w:end w:w="120" w:type="dxa"/>
+            </w:tcMar>
+            <w:vAlign w:val="center"/>
+          </w:tcPr>
+          <w:p>
+            <w:pPr>
+              <w:spacing w:after="0"/>
+            </w:pPr>
+            <w:r>
+              <w:rPr>
+                <w:sz w:val="17"/>
+              </w:rPr>
+              <w:t>TrainLive</w:t>
+            </w:r>
+          </w:p>
+        </w:tc>
+        <w:tc>
+          <w:tcPr>
+            <w:tcW w:type="dxa" w:w="6360"/>
+            <w:tcMar>
+              <w:top w:w="80" w:type="dxa"/>
+              <w:start w:w="120" w:type="dxa"/>
+              <w:bottom w:w="80" w:type="dxa"/>
+              <w:end w:w="120" w:type="dxa"/>
+            </w:tcMar>
+            <w:vAlign w:val="center"/>
+          </w:tcPr>
+          <w:p>
+            <w:pPr>
+              <w:spacing w:after="0"/>
+            </w:pPr>
+            <w:r>
+              <w:rPr>
+                <w:sz w:val="17"/>
+              </w:rPr>
+              <w:t>Train live broadcast.</w:t>
+            </w:r>
+          </w:p>
+        </w:tc>
+      </w:tr>
+      <w:tr>
+        <w:tc>
+          <w:tcPr>
+            <w:tcW w:type="dxa" w:w="3000"/>
+            <w:tcMar>
+              <w:top w:w="80" w:type="dxa"/>
+              <w:start w:w="120" w:type="dxa"/>
+              <w:bottom w:w="80" w:type="dxa"/>
+              <w:end w:w="120" w:type="dxa"/>
+            </w:tcMar>
+            <w:vAlign w:val="center"/>
+          </w:tcPr>
+          <w:p>
+            <w:pPr>
+              <w:spacing w:after="0"/>
+            </w:pPr>
+            <w:r>
+              <w:rPr>
+                <w:sz w:val="17"/>
+              </w:rPr>
+              <w:t>TrainDva</w:t>
+            </w:r>
+          </w:p>
+        </w:tc>
+        <w:tc>
+          <w:tcPr>
+            <w:tcW w:type="dxa" w:w="6360"/>
+            <w:tcMar>
+              <w:top w:w="80" w:type="dxa"/>
+              <w:start w:w="120" w:type="dxa"/>
+              <w:bottom w:w="80" w:type="dxa"/>
+              <w:end w:w="120" w:type="dxa"/>
+            </w:tcMar>
+            <w:vAlign w:val="center"/>
+          </w:tcPr>
+          <w:p>
+            <w:pPr>
+              <w:spacing w:after="0"/>
+            </w:pPr>
+            <w:r>
+              <w:rPr>
+                <w:sz w:val="17"/>
+              </w:rPr>
+              <w:t>Train DVA (digital voice announcement) broadcast.</w:t>
+            </w:r>
+          </w:p>
+        </w:tc>
+      </w:tr>
+      <w:tr>
+        <w:tc>
+          <w:tcPr>
+            <w:tcW w:type="dxa" w:w="3000"/>
+            <w:tcMar>
+              <w:top w:w="80" w:type="dxa"/>
+              <w:start w:w="120" w:type="dxa"/>
+              <w:bottom w:w="80" w:type="dxa"/>
+              <w:end w:w="120" w:type="dxa"/>
+            </w:tcMar>
+            <w:vAlign w:val="center"/>
+          </w:tcPr>
+          <w:p>
+            <w:pPr>
+              <w:spacing w:after="0"/>
+            </w:pPr>
+            <w:r>
+              <w:rPr>
+                <w:sz w:val="17"/>
+              </w:rPr>
+              <w:t>Unknown</w:t>
+            </w:r>
+          </w:p>
+        </w:tc>
+        <w:tc>
+          <w:tcPr>
+            <w:tcW w:type="dxa" w:w="6360"/>
+            <w:tcMar>
+              <w:top w:w="80" w:type="dxa"/>
+              <w:start w:w="120" w:type="dxa"/>
+              <w:bottom w:w="80" w:type="dxa"/>
+              <w:end w:w="120" w:type="dxa"/>
+            </w:tcMar>
+            <w:vAlign w:val="center"/>
+          </w:tcPr>
+          <w:p>
+            <w:pPr>
+              <w:spacing w:after="0"/>
+            </w:pPr>
+            <w:r>
+              <w:rPr>
+                <w:sz w:val="17"/>
+              </w:rPr>
+              <w:t>Unrecognised PAAgent broadcast type; not a normally defined broadcast type.</w:t>
+            </w:r>
+          </w:p>
+        </w:tc>
+      </w:tr>
+    </w:tbl>
+    <w:p>
+      <w:pPr>
+        <w:spacing w:after="0"/>
+      </w:pPr>
+    </w:p>
+    <w:p>
+      <w:pPr>
+        <w:spacing w:after="100"/>
+      </w:pPr>
+      <w:r>
         <w:t xml:space="preserve">The current implementation forwards </w:t>
       </w:r>
       <w:r>

--- a/docs/PABridgeAgent_Kafka_Integration_EN.docx
+++ b/docs/PABridgeAgent_Kafka_Integration_EN.docx
@@ -4677,6 +4677,244 @@
     </w:p>
     <w:p>
       <w:pPr>
+        <w:spacing w:after="100"/>
+      </w:pPr>
+      <w:r>
+        <w:t>#### type enumeration values</w:t>
+      </w:r>
+    </w:p>
+    <w:p>
+      <w:pPr>
+        <w:spacing w:after="100"/>
+      </w:pPr>
+      <w:r>
+        <w:rPr>
+          <w:rFonts w:ascii="Consolas" w:hAnsi="Consolas"/>
+          <w:sz w:val="17"/>
+        </w:rPr>
+        <w:t>type</w:t>
+      </w:r>
+      <w:r>
+        <w:t xml:space="preserve"> is a single-character string that identifies the station DVA message type.</w:t>
+      </w:r>
+    </w:p>
+    <w:tbl>
+      <w:tblPr>
+        <w:tblStyle w:val="TableGrid"/>
+        <w:tblW w:type="dxa" w:w="9360"/>
+        <w:jc w:val="left"/>
+        <w:tblLayout w:type="fixed"/>
+        <w:tblLook w:firstColumn="1" w:firstRow="1" w:lastColumn="0" w:lastRow="0" w:noHBand="0" w:noVBand="1" w:val="04A0"/>
+        <w:tblInd w:w="120" w:type="dxa"/>
+      </w:tblPr>
+      <w:tblGrid>
+        <w:gridCol w:w="3000"/>
+        <w:gridCol w:w="6360"/>
+      </w:tblGrid>
+      <w:tr>
+        <w:tc>
+          <w:tcPr>
+            <w:tcW w:type="dxa" w:w="3000"/>
+            <w:tcMar>
+              <w:top w:w="80" w:type="dxa"/>
+              <w:start w:w="120" w:type="dxa"/>
+              <w:bottom w:w="80" w:type="dxa"/>
+              <w:end w:w="120" w:type="dxa"/>
+            </w:tcMar>
+            <w:vAlign w:val="center"/>
+            <w:shd w:fill="E8EEF5"/>
+          </w:tcPr>
+          <w:p>
+            <w:pPr>
+              <w:spacing w:after="0"/>
+            </w:pPr>
+            <w:r>
+              <w:rPr>
+                <w:b/>
+                <w:sz w:val="17"/>
+              </w:rPr>
+              <w:t>Value</w:t>
+            </w:r>
+          </w:p>
+        </w:tc>
+        <w:tc>
+          <w:tcPr>
+            <w:tcW w:type="dxa" w:w="6360"/>
+            <w:tcMar>
+              <w:top w:w="80" w:type="dxa"/>
+              <w:start w:w="120" w:type="dxa"/>
+              <w:bottom w:w="80" w:type="dxa"/>
+              <w:end w:w="120" w:type="dxa"/>
+            </w:tcMar>
+            <w:vAlign w:val="center"/>
+            <w:shd w:fill="E8EEF5"/>
+          </w:tcPr>
+          <w:p>
+            <w:pPr>
+              <w:spacing w:after="0"/>
+            </w:pPr>
+            <w:r>
+              <w:rPr>
+                <w:b/>
+                <w:sz w:val="17"/>
+              </w:rPr>
+              <w:t>Meaning</w:t>
+            </w:r>
+          </w:p>
+        </w:tc>
+      </w:tr>
+      <w:tr>
+        <w:tc>
+          <w:tcPr>
+            <w:tcW w:type="dxa" w:w="3000"/>
+            <w:tcMar>
+              <w:top w:w="80" w:type="dxa"/>
+              <w:start w:w="120" w:type="dxa"/>
+              <w:bottom w:w="80" w:type="dxa"/>
+              <w:end w:w="120" w:type="dxa"/>
+            </w:tcMar>
+            <w:vAlign w:val="center"/>
+          </w:tcPr>
+          <w:p>
+            <w:pPr>
+              <w:spacing w:after="0"/>
+            </w:pPr>
+            <w:r>
+              <w:rPr>
+                <w:sz w:val="17"/>
+              </w:rPr>
+              <w:t>N</w:t>
+            </w:r>
+          </w:p>
+        </w:tc>
+        <w:tc>
+          <w:tcPr>
+            <w:tcW w:type="dxa" w:w="6360"/>
+            <w:tcMar>
+              <w:top w:w="80" w:type="dxa"/>
+              <w:start w:w="120" w:type="dxa"/>
+              <w:bottom w:w="80" w:type="dxa"/>
+              <w:end w:w="120" w:type="dxa"/>
+            </w:tcMar>
+            <w:vAlign w:val="center"/>
+          </w:tcPr>
+          <w:p>
+            <w:pPr>
+              <w:spacing w:after="0"/>
+            </w:pPr>
+            <w:r>
+              <w:rPr>
+                <w:sz w:val="17"/>
+              </w:rPr>
+              <w:t>Normal DVA message.</w:t>
+            </w:r>
+          </w:p>
+        </w:tc>
+      </w:tr>
+      <w:tr>
+        <w:tc>
+          <w:tcPr>
+            <w:tcW w:type="dxa" w:w="3000"/>
+            <w:tcMar>
+              <w:top w:w="80" w:type="dxa"/>
+              <w:start w:w="120" w:type="dxa"/>
+              <w:bottom w:w="80" w:type="dxa"/>
+              <w:end w:w="120" w:type="dxa"/>
+            </w:tcMar>
+            <w:vAlign w:val="center"/>
+          </w:tcPr>
+          <w:p>
+            <w:pPr>
+              <w:spacing w:after="0"/>
+            </w:pPr>
+            <w:r>
+              <w:rPr>
+                <w:sz w:val="17"/>
+              </w:rPr>
+              <w:t>E</w:t>
+            </w:r>
+          </w:p>
+        </w:tc>
+        <w:tc>
+          <w:tcPr>
+            <w:tcW w:type="dxa" w:w="6360"/>
+            <w:tcMar>
+              <w:top w:w="80" w:type="dxa"/>
+              <w:start w:w="120" w:type="dxa"/>
+              <w:bottom w:w="80" w:type="dxa"/>
+              <w:end w:w="120" w:type="dxa"/>
+            </w:tcMar>
+            <w:vAlign w:val="center"/>
+          </w:tcPr>
+          <w:p>
+            <w:pPr>
+              <w:spacing w:after="0"/>
+            </w:pPr>
+            <w:r>
+              <w:rPr>
+                <w:sz w:val="17"/>
+              </w:rPr>
+              <w:t>Emergency DVA message.</w:t>
+            </w:r>
+          </w:p>
+        </w:tc>
+      </w:tr>
+      <w:tr>
+        <w:tc>
+          <w:tcPr>
+            <w:tcW w:type="dxa" w:w="3000"/>
+            <w:tcMar>
+              <w:top w:w="80" w:type="dxa"/>
+              <w:start w:w="120" w:type="dxa"/>
+              <w:bottom w:w="80" w:type="dxa"/>
+              <w:end w:w="120" w:type="dxa"/>
+            </w:tcMar>
+            <w:vAlign w:val="center"/>
+          </w:tcPr>
+          <w:p>
+            <w:pPr>
+              <w:spacing w:after="0"/>
+            </w:pPr>
+            <w:r>
+              <w:rPr>
+                <w:sz w:val="17"/>
+              </w:rPr>
+              <w:t>X</w:t>
+            </w:r>
+          </w:p>
+        </w:tc>
+        <w:tc>
+          <w:tcPr>
+            <w:tcW w:type="dxa" w:w="6360"/>
+            <w:tcMar>
+              <w:top w:w="80" w:type="dxa"/>
+              <w:start w:w="120" w:type="dxa"/>
+              <w:bottom w:w="80" w:type="dxa"/>
+              <w:end w:w="120" w:type="dxa"/>
+            </w:tcMar>
+            <w:vAlign w:val="center"/>
+          </w:tcPr>
+          <w:p>
+            <w:pPr>
+              <w:spacing w:after="0"/>
+            </w:pPr>
+            <w:r>
+              <w:rPr>
+                <w:sz w:val="17"/>
+              </w:rPr>
+              <w:t>Deleted/invalid message; it cannot be played or added to a broadcast.</w:t>
+            </w:r>
+          </w:p>
+        </w:tc>
+      </w:tr>
+    </w:tbl>
+    <w:p>
+      <w:pPr>
+        <w:spacing w:after="0"/>
+      </w:pPr>
+    </w:p>
+    <w:p>
+      <w:pPr>
         <w:pStyle w:val="Heading3"/>
       </w:pPr>
       <w:r>

--- a/docs/PABridgeAgent_Kafka_Integration_EN.docx
+++ b/docs/PABridgeAgent_Kafka_Integration_EN.docx
@@ -1898,6 +1898,1921 @@
                 <w:sz w:val="17"/>
               </w:rPr>
               <w:t>Whether an error occurred.</w:t>
+            </w:r>
+          </w:p>
+        </w:tc>
+      </w:tr>
+    </w:tbl>
+    <w:p>
+      <w:pPr>
+        <w:spacing w:after="0"/>
+      </w:pPr>
+    </w:p>
+    <w:p>
+      <w:pPr>
+        <w:spacing w:after="100"/>
+      </w:pPr>
+      <w:r>
+        <w:t>#### broadcastState enumeration values</w:t>
+      </w:r>
+    </w:p>
+    <w:tbl>
+      <w:tblPr>
+        <w:tblStyle w:val="TableGrid"/>
+        <w:tblW w:type="dxa" w:w="9360"/>
+        <w:jc w:val="left"/>
+        <w:tblLayout w:type="fixed"/>
+        <w:tblLook w:firstColumn="1" w:firstRow="1" w:lastColumn="0" w:lastRow="0" w:noHBand="0" w:noVBand="1" w:val="04A0"/>
+        <w:tblInd w:w="120" w:type="dxa"/>
+      </w:tblPr>
+      <w:tblGrid>
+        <w:gridCol w:w="3000"/>
+        <w:gridCol w:w="6360"/>
+      </w:tblGrid>
+      <w:tr>
+        <w:tc>
+          <w:tcPr>
+            <w:tcW w:type="dxa" w:w="3000"/>
+            <w:tcMar>
+              <w:top w:w="80" w:type="dxa"/>
+              <w:start w:w="120" w:type="dxa"/>
+              <w:bottom w:w="80" w:type="dxa"/>
+              <w:end w:w="120" w:type="dxa"/>
+            </w:tcMar>
+            <w:vAlign w:val="center"/>
+            <w:shd w:fill="E8EEF5"/>
+          </w:tcPr>
+          <w:p>
+            <w:pPr>
+              <w:spacing w:after="0"/>
+            </w:pPr>
+            <w:r>
+              <w:rPr>
+                <w:b/>
+                <w:sz w:val="17"/>
+              </w:rPr>
+              <w:t>Value</w:t>
+            </w:r>
+          </w:p>
+        </w:tc>
+        <w:tc>
+          <w:tcPr>
+            <w:tcW w:type="dxa" w:w="6360"/>
+            <w:tcMar>
+              <w:top w:w="80" w:type="dxa"/>
+              <w:start w:w="120" w:type="dxa"/>
+              <w:bottom w:w="80" w:type="dxa"/>
+              <w:end w:w="120" w:type="dxa"/>
+            </w:tcMar>
+            <w:vAlign w:val="center"/>
+            <w:shd w:fill="E8EEF5"/>
+          </w:tcPr>
+          <w:p>
+            <w:pPr>
+              <w:spacing w:after="0"/>
+            </w:pPr>
+            <w:r>
+              <w:rPr>
+                <w:b/>
+                <w:sz w:val="17"/>
+              </w:rPr>
+              <w:t>Meaning</w:t>
+            </w:r>
+          </w:p>
+        </w:tc>
+      </w:tr>
+      <w:tr>
+        <w:tc>
+          <w:tcPr>
+            <w:tcW w:type="dxa" w:w="3000"/>
+            <w:tcMar>
+              <w:top w:w="80" w:type="dxa"/>
+              <w:start w:w="120" w:type="dxa"/>
+              <w:bottom w:w="80" w:type="dxa"/>
+              <w:end w:w="120" w:type="dxa"/>
+            </w:tcMar>
+            <w:vAlign w:val="center"/>
+          </w:tcPr>
+          <w:p>
+            <w:pPr>
+              <w:spacing w:after="0"/>
+            </w:pPr>
+            <w:r>
+              <w:rPr>
+                <w:sz w:val="17"/>
+              </w:rPr>
+              <w:t>Creation</w:t>
+            </w:r>
+          </w:p>
+        </w:tc>
+        <w:tc>
+          <w:tcPr>
+            <w:tcW w:type="dxa" w:w="6360"/>
+            <w:tcMar>
+              <w:top w:w="80" w:type="dxa"/>
+              <w:start w:w="120" w:type="dxa"/>
+              <w:bottom w:w="80" w:type="dxa"/>
+              <w:end w:w="120" w:type="dxa"/>
+            </w:tcMar>
+            <w:vAlign w:val="center"/>
+          </w:tcPr>
+          <w:p>
+            <w:pPr>
+              <w:spacing w:after="0"/>
+            </w:pPr>
+            <w:r>
+              <w:rPr>
+                <w:sz w:val="17"/>
+              </w:rPr>
+              <w:t>Broadcast created; in the initialisation/configuration phase.</w:t>
+            </w:r>
+          </w:p>
+        </w:tc>
+      </w:tr>
+      <w:tr>
+        <w:tc>
+          <w:tcPr>
+            <w:tcW w:type="dxa" w:w="3000"/>
+            <w:tcMar>
+              <w:top w:w="80" w:type="dxa"/>
+              <w:start w:w="120" w:type="dxa"/>
+              <w:bottom w:w="80" w:type="dxa"/>
+              <w:end w:w="120" w:type="dxa"/>
+            </w:tcMar>
+            <w:vAlign w:val="center"/>
+          </w:tcPr>
+          <w:p>
+            <w:pPr>
+              <w:spacing w:after="0"/>
+            </w:pPr>
+            <w:r>
+              <w:rPr>
+                <w:sz w:val="17"/>
+              </w:rPr>
+              <w:t>Execution</w:t>
+            </w:r>
+          </w:p>
+        </w:tc>
+        <w:tc>
+          <w:tcPr>
+            <w:tcW w:type="dxa" w:w="6360"/>
+            <w:tcMar>
+              <w:top w:w="80" w:type="dxa"/>
+              <w:start w:w="120" w:type="dxa"/>
+              <w:bottom w:w="80" w:type="dxa"/>
+              <w:end w:w="120" w:type="dxa"/>
+            </w:tcMar>
+            <w:vAlign w:val="center"/>
+          </w:tcPr>
+          <w:p>
+            <w:pPr>
+              <w:spacing w:after="0"/>
+            </w:pPr>
+            <w:r>
+              <w:rPr>
+                <w:sz w:val="17"/>
+              </w:rPr>
+              <w:t>Start-up phase is being executed.</w:t>
+            </w:r>
+          </w:p>
+        </w:tc>
+      </w:tr>
+      <w:tr>
+        <w:tc>
+          <w:tcPr>
+            <w:tcW w:type="dxa" w:w="3000"/>
+            <w:tcMar>
+              <w:top w:w="80" w:type="dxa"/>
+              <w:start w:w="120" w:type="dxa"/>
+              <w:bottom w:w="80" w:type="dxa"/>
+              <w:end w:w="120" w:type="dxa"/>
+            </w:tcMar>
+            <w:vAlign w:val="center"/>
+          </w:tcPr>
+          <w:p>
+            <w:pPr>
+              <w:spacing w:after="0"/>
+            </w:pPr>
+            <w:r>
+              <w:rPr>
+                <w:sz w:val="17"/>
+              </w:rPr>
+              <w:t>Runtime</w:t>
+            </w:r>
+          </w:p>
+        </w:tc>
+        <w:tc>
+          <w:tcPr>
+            <w:tcW w:type="dxa" w:w="6360"/>
+            <w:tcMar>
+              <w:top w:w="80" w:type="dxa"/>
+              <w:start w:w="120" w:type="dxa"/>
+              <w:bottom w:w="80" w:type="dxa"/>
+              <w:end w:w="120" w:type="dxa"/>
+            </w:tcMar>
+            <w:vAlign w:val="center"/>
+          </w:tcPr>
+          <w:p>
+            <w:pPr>
+              <w:spacing w:after="0"/>
+            </w:pPr>
+            <w:r>
+              <w:rPr>
+                <w:sz w:val="17"/>
+              </w:rPr>
+              <w:t>Broadcast has entered normal runtime.</w:t>
+            </w:r>
+          </w:p>
+        </w:tc>
+      </w:tr>
+      <w:tr>
+        <w:tc>
+          <w:tcPr>
+            <w:tcW w:type="dxa" w:w="3000"/>
+            <w:tcMar>
+              <w:top w:w="80" w:type="dxa"/>
+              <w:start w:w="120" w:type="dxa"/>
+              <w:bottom w:w="80" w:type="dxa"/>
+              <w:end w:w="120" w:type="dxa"/>
+            </w:tcMar>
+            <w:vAlign w:val="center"/>
+          </w:tcPr>
+          <w:p>
+            <w:pPr>
+              <w:spacing w:after="0"/>
+            </w:pPr>
+            <w:r>
+              <w:rPr>
+                <w:sz w:val="17"/>
+              </w:rPr>
+              <w:t>Termination</w:t>
+            </w:r>
+          </w:p>
+        </w:tc>
+        <w:tc>
+          <w:tcPr>
+            <w:tcW w:type="dxa" w:w="6360"/>
+            <w:tcMar>
+              <w:top w:w="80" w:type="dxa"/>
+              <w:start w:w="120" w:type="dxa"/>
+              <w:bottom w:w="80" w:type="dxa"/>
+              <w:end w:w="120" w:type="dxa"/>
+            </w:tcMar>
+            <w:vAlign w:val="center"/>
+          </w:tcPr>
+          <w:p>
+            <w:pPr>
+              <w:spacing w:after="0"/>
+            </w:pPr>
+            <w:r>
+              <w:rPr>
+                <w:sz w:val="17"/>
+              </w:rPr>
+              <w:t>Broadcast is ending or has been terminated abnormally.</w:t>
+            </w:r>
+          </w:p>
+        </w:tc>
+      </w:tr>
+      <w:tr>
+        <w:tc>
+          <w:tcPr>
+            <w:tcW w:type="dxa" w:w="3000"/>
+            <w:tcMar>
+              <w:top w:w="80" w:type="dxa"/>
+              <w:start w:w="120" w:type="dxa"/>
+              <w:bottom w:w="80" w:type="dxa"/>
+              <w:end w:w="120" w:type="dxa"/>
+            </w:tcMar>
+            <w:vAlign w:val="center"/>
+          </w:tcPr>
+          <w:p>
+            <w:pPr>
+              <w:spacing w:after="0"/>
+            </w:pPr>
+            <w:r>
+              <w:rPr>
+                <w:sz w:val="17"/>
+              </w:rPr>
+              <w:t>PendingRemoval</w:t>
+            </w:r>
+          </w:p>
+        </w:tc>
+        <w:tc>
+          <w:tcPr>
+            <w:tcW w:type="dxa" w:w="6360"/>
+            <w:tcMar>
+              <w:top w:w="80" w:type="dxa"/>
+              <w:start w:w="120" w:type="dxa"/>
+              <w:bottom w:w="80" w:type="dxa"/>
+              <w:end w:w="120" w:type="dxa"/>
+            </w:tcMar>
+            <w:vAlign w:val="center"/>
+          </w:tcPr>
+          <w:p>
+            <w:pPr>
+              <w:spacing w:after="0"/>
+            </w:pPr>
+            <w:r>
+              <w:rPr>
+                <w:sz w:val="17"/>
+              </w:rPr>
+              <w:t>Broadcast has ended and is awaiting removal from the current-broadcast list.</w:t>
+            </w:r>
+          </w:p>
+        </w:tc>
+      </w:tr>
+    </w:tbl>
+    <w:p>
+      <w:pPr>
+        <w:spacing w:after="0"/>
+      </w:pPr>
+    </w:p>
+    <w:p>
+      <w:pPr>
+        <w:spacing w:after="100"/>
+      </w:pPr>
+      <w:r>
+        <w:t>#### globalState enumeration values</w:t>
+      </w:r>
+    </w:p>
+    <w:tbl>
+      <w:tblPr>
+        <w:tblStyle w:val="TableGrid"/>
+        <w:tblW w:type="dxa" w:w="9360"/>
+        <w:jc w:val="left"/>
+        <w:tblLayout w:type="fixed"/>
+        <w:tblLook w:firstColumn="1" w:firstRow="1" w:lastColumn="0" w:lastRow="0" w:noHBand="0" w:noVBand="1" w:val="04A0"/>
+        <w:tblInd w:w="120" w:type="dxa"/>
+      </w:tblPr>
+      <w:tblGrid>
+        <w:gridCol w:w="2200"/>
+        <w:gridCol w:w="1800"/>
+        <w:gridCol w:w="5360"/>
+      </w:tblGrid>
+      <w:tr>
+        <w:tc>
+          <w:tcPr>
+            <w:tcW w:type="dxa" w:w="2200"/>
+            <w:tcMar>
+              <w:top w:w="80" w:type="dxa"/>
+              <w:start w:w="120" w:type="dxa"/>
+              <w:bottom w:w="80" w:type="dxa"/>
+              <w:end w:w="120" w:type="dxa"/>
+            </w:tcMar>
+            <w:vAlign w:val="center"/>
+            <w:shd w:fill="E8EEF5"/>
+          </w:tcPr>
+          <w:p>
+            <w:pPr>
+              <w:spacing w:after="0"/>
+            </w:pPr>
+            <w:r>
+              <w:rPr>
+                <w:b/>
+                <w:sz w:val="17"/>
+              </w:rPr>
+              <w:t>Value</w:t>
+            </w:r>
+          </w:p>
+        </w:tc>
+        <w:tc>
+          <w:tcPr>
+            <w:tcW w:type="dxa" w:w="1800"/>
+            <w:tcMar>
+              <w:top w:w="80" w:type="dxa"/>
+              <w:start w:w="120" w:type="dxa"/>
+              <w:bottom w:w="80" w:type="dxa"/>
+              <w:end w:w="120" w:type="dxa"/>
+            </w:tcMar>
+            <w:vAlign w:val="center"/>
+            <w:shd w:fill="E8EEF5"/>
+          </w:tcPr>
+          <w:p>
+            <w:pPr>
+              <w:spacing w:after="0"/>
+            </w:pPr>
+            <w:r>
+              <w:rPr>
+                <w:b/>
+                <w:sz w:val="17"/>
+              </w:rPr>
+              <w:t>Enum name</w:t>
+            </w:r>
+          </w:p>
+        </w:tc>
+        <w:tc>
+          <w:tcPr>
+            <w:tcW w:type="dxa" w:w="5360"/>
+            <w:tcMar>
+              <w:top w:w="80" w:type="dxa"/>
+              <w:start w:w="120" w:type="dxa"/>
+              <w:bottom w:w="80" w:type="dxa"/>
+              <w:end w:w="120" w:type="dxa"/>
+            </w:tcMar>
+            <w:vAlign w:val="center"/>
+            <w:shd w:fill="E8EEF5"/>
+          </w:tcPr>
+          <w:p>
+            <w:pPr>
+              <w:spacing w:after="0"/>
+            </w:pPr>
+            <w:r>
+              <w:rPr>
+                <w:b/>
+                <w:sz w:val="17"/>
+              </w:rPr>
+              <w:t>Meaning</w:t>
+            </w:r>
+          </w:p>
+        </w:tc>
+      </w:tr>
+      <w:tr>
+        <w:tc>
+          <w:tcPr>
+            <w:tcW w:type="dxa" w:w="2200"/>
+            <w:tcMar>
+              <w:top w:w="80" w:type="dxa"/>
+              <w:start w:w="120" w:type="dxa"/>
+              <w:bottom w:w="80" w:type="dxa"/>
+              <w:end w:w="120" w:type="dxa"/>
+            </w:tcMar>
+            <w:vAlign w:val="center"/>
+          </w:tcPr>
+          <w:p>
+            <w:pPr>
+              <w:spacing w:after="0"/>
+            </w:pPr>
+            <w:r>
+              <w:rPr>
+                <w:sz w:val="17"/>
+              </w:rPr>
+              <w:t>0</w:t>
+            </w:r>
+          </w:p>
+        </w:tc>
+        <w:tc>
+          <w:tcPr>
+            <w:tcW w:type="dxa" w:w="1800"/>
+            <w:tcMar>
+              <w:top w:w="80" w:type="dxa"/>
+              <w:start w:w="120" w:type="dxa"/>
+              <w:bottom w:w="80" w:type="dxa"/>
+              <w:end w:w="120" w:type="dxa"/>
+            </w:tcMar>
+            <w:vAlign w:val="center"/>
+          </w:tcPr>
+          <w:p>
+            <w:pPr>
+              <w:spacing w:after="0"/>
+            </w:pPr>
+            <w:r>
+              <w:rPr>
+                <w:sz w:val="17"/>
+              </w:rPr>
+              <w:t>GLOBAL_STATE_NO_FAILURE</w:t>
+            </w:r>
+          </w:p>
+        </w:tc>
+        <w:tc>
+          <w:tcPr>
+            <w:tcW w:type="dxa" w:w="5360"/>
+            <w:tcMar>
+              <w:top w:w="80" w:type="dxa"/>
+              <w:start w:w="120" w:type="dxa"/>
+              <w:bottom w:w="80" w:type="dxa"/>
+              <w:end w:w="120" w:type="dxa"/>
+            </w:tcMar>
+            <w:vAlign w:val="center"/>
+          </w:tcPr>
+          <w:p>
+            <w:pPr>
+              <w:spacing w:after="0"/>
+            </w:pPr>
+            <w:r>
+              <w:rPr>
+                <w:sz w:val="17"/>
+              </w:rPr>
+              <w:t>No global failure.</w:t>
+            </w:r>
+          </w:p>
+        </w:tc>
+      </w:tr>
+      <w:tr>
+        <w:tc>
+          <w:tcPr>
+            <w:tcW w:type="dxa" w:w="2200"/>
+            <w:tcMar>
+              <w:top w:w="80" w:type="dxa"/>
+              <w:start w:w="120" w:type="dxa"/>
+              <w:bottom w:w="80" w:type="dxa"/>
+              <w:end w:w="120" w:type="dxa"/>
+            </w:tcMar>
+            <w:vAlign w:val="center"/>
+          </w:tcPr>
+          <w:p>
+            <w:pPr>
+              <w:spacing w:after="0"/>
+            </w:pPr>
+            <w:r>
+              <w:rPr>
+                <w:sz w:val="17"/>
+              </w:rPr>
+              <w:t>1</w:t>
+            </w:r>
+          </w:p>
+        </w:tc>
+        <w:tc>
+          <w:tcPr>
+            <w:tcW w:type="dxa" w:w="1800"/>
+            <w:tcMar>
+              <w:top w:w="80" w:type="dxa"/>
+              <w:start w:w="120" w:type="dxa"/>
+              <w:bottom w:w="80" w:type="dxa"/>
+              <w:end w:w="120" w:type="dxa"/>
+            </w:tcMar>
+            <w:vAlign w:val="center"/>
+          </w:tcPr>
+          <w:p>
+            <w:pPr>
+              <w:spacing w:after="0"/>
+            </w:pPr>
+            <w:r>
+              <w:rPr>
+                <w:sz w:val="17"/>
+              </w:rPr>
+              <w:t>GLOBAL_STATE_NO_FREE_ANNOUNCE_ID</w:t>
+            </w:r>
+          </w:p>
+        </w:tc>
+        <w:tc>
+          <w:tcPr>
+            <w:tcW w:type="dxa" w:w="5360"/>
+            <w:tcMar>
+              <w:top w:w="80" w:type="dxa"/>
+              <w:start w:w="120" w:type="dxa"/>
+              <w:bottom w:w="80" w:type="dxa"/>
+              <w:end w:w="120" w:type="dxa"/>
+            </w:tcMar>
+            <w:vAlign w:val="center"/>
+          </w:tcPr>
+          <w:p>
+            <w:pPr>
+              <w:spacing w:after="0"/>
+            </w:pPr>
+            <w:r>
+              <w:rPr>
+                <w:sz w:val="17"/>
+              </w:rPr>
+              <w:t>No free announce ID.</w:t>
+            </w:r>
+          </w:p>
+        </w:tc>
+      </w:tr>
+      <w:tr>
+        <w:tc>
+          <w:tcPr>
+            <w:tcW w:type="dxa" w:w="2200"/>
+            <w:tcMar>
+              <w:top w:w="80" w:type="dxa"/>
+              <w:start w:w="120" w:type="dxa"/>
+              <w:bottom w:w="80" w:type="dxa"/>
+              <w:end w:w="120" w:type="dxa"/>
+            </w:tcMar>
+            <w:vAlign w:val="center"/>
+          </w:tcPr>
+          <w:p>
+            <w:pPr>
+              <w:spacing w:after="0"/>
+            </w:pPr>
+            <w:r>
+              <w:rPr>
+                <w:sz w:val="17"/>
+              </w:rPr>
+              <w:t>2</w:t>
+            </w:r>
+          </w:p>
+        </w:tc>
+        <w:tc>
+          <w:tcPr>
+            <w:tcW w:type="dxa" w:w="1800"/>
+            <w:tcMar>
+              <w:top w:w="80" w:type="dxa"/>
+              <w:start w:w="120" w:type="dxa"/>
+              <w:bottom w:w="80" w:type="dxa"/>
+              <w:end w:w="120" w:type="dxa"/>
+            </w:tcMar>
+            <w:vAlign w:val="center"/>
+          </w:tcPr>
+          <w:p>
+            <w:pPr>
+              <w:spacing w:after="0"/>
+            </w:pPr>
+            <w:r>
+              <w:rPr>
+                <w:sz w:val="17"/>
+              </w:rPr>
+              <w:t>GLOBAL_STATE_NO_FREE_MESSAGE_SEQ_ID</w:t>
+            </w:r>
+          </w:p>
+        </w:tc>
+        <w:tc>
+          <w:tcPr>
+            <w:tcW w:type="dxa" w:w="5360"/>
+            <w:tcMar>
+              <w:top w:w="80" w:type="dxa"/>
+              <w:start w:w="120" w:type="dxa"/>
+              <w:bottom w:w="80" w:type="dxa"/>
+              <w:end w:w="120" w:type="dxa"/>
+            </w:tcMar>
+            <w:vAlign w:val="center"/>
+          </w:tcPr>
+          <w:p>
+            <w:pPr>
+              <w:spacing w:after="0"/>
+            </w:pPr>
+            <w:r>
+              <w:rPr>
+                <w:sz w:val="17"/>
+              </w:rPr>
+              <w:t>No free message sequence ID.</w:t>
+            </w:r>
+          </w:p>
+        </w:tc>
+      </w:tr>
+      <w:tr>
+        <w:tc>
+          <w:tcPr>
+            <w:tcW w:type="dxa" w:w="2200"/>
+            <w:tcMar>
+              <w:top w:w="80" w:type="dxa"/>
+              <w:start w:w="120" w:type="dxa"/>
+              <w:bottom w:w="80" w:type="dxa"/>
+              <w:end w:w="120" w:type="dxa"/>
+            </w:tcMar>
+            <w:vAlign w:val="center"/>
+          </w:tcPr>
+          <w:p>
+            <w:pPr>
+              <w:spacing w:after="0"/>
+            </w:pPr>
+            <w:r>
+              <w:rPr>
+                <w:sz w:val="17"/>
+              </w:rPr>
+              <w:t>3</w:t>
+            </w:r>
+          </w:p>
+        </w:tc>
+        <w:tc>
+          <w:tcPr>
+            <w:tcW w:type="dxa" w:w="1800"/>
+            <w:tcMar>
+              <w:top w:w="80" w:type="dxa"/>
+              <w:start w:w="120" w:type="dxa"/>
+              <w:bottom w:w="80" w:type="dxa"/>
+              <w:end w:w="120" w:type="dxa"/>
+            </w:tcMar>
+            <w:vAlign w:val="center"/>
+          </w:tcPr>
+          <w:p>
+            <w:pPr>
+              <w:spacing w:after="0"/>
+            </w:pPr>
+            <w:r>
+              <w:rPr>
+                <w:sz w:val="17"/>
+              </w:rPr>
+              <w:t>GLOBAL_STATE_NO_FREE_DVA_CHANNEL</w:t>
+            </w:r>
+          </w:p>
+        </w:tc>
+        <w:tc>
+          <w:tcPr>
+            <w:tcW w:type="dxa" w:w="5360"/>
+            <w:tcMar>
+              <w:top w:w="80" w:type="dxa"/>
+              <w:start w:w="120" w:type="dxa"/>
+              <w:bottom w:w="80" w:type="dxa"/>
+              <w:end w:w="120" w:type="dxa"/>
+            </w:tcMar>
+            <w:vAlign w:val="center"/>
+          </w:tcPr>
+          <w:p>
+            <w:pPr>
+              <w:spacing w:after="0"/>
+            </w:pPr>
+            <w:r>
+              <w:rPr>
+                <w:sz w:val="17"/>
+              </w:rPr>
+              <w:t>No free DVA channel.</w:t>
+            </w:r>
+          </w:p>
+        </w:tc>
+      </w:tr>
+      <w:tr>
+        <w:tc>
+          <w:tcPr>
+            <w:tcW w:type="dxa" w:w="2200"/>
+            <w:tcMar>
+              <w:top w:w="80" w:type="dxa"/>
+              <w:start w:w="120" w:type="dxa"/>
+              <w:bottom w:w="80" w:type="dxa"/>
+              <w:end w:w="120" w:type="dxa"/>
+            </w:tcMar>
+            <w:vAlign w:val="center"/>
+          </w:tcPr>
+          <w:p>
+            <w:pPr>
+              <w:spacing w:after="0"/>
+            </w:pPr>
+            <w:r>
+              <w:rPr>
+                <w:sz w:val="17"/>
+              </w:rPr>
+              <w:t>4</w:t>
+            </w:r>
+          </w:p>
+        </w:tc>
+        <w:tc>
+          <w:tcPr>
+            <w:tcW w:type="dxa" w:w="1800"/>
+            <w:tcMar>
+              <w:top w:w="80" w:type="dxa"/>
+              <w:start w:w="120" w:type="dxa"/>
+              <w:bottom w:w="80" w:type="dxa"/>
+              <w:end w:w="120" w:type="dxa"/>
+            </w:tcMar>
+            <w:vAlign w:val="center"/>
+          </w:tcPr>
+          <w:p>
+            <w:pPr>
+              <w:spacing w:after="0"/>
+            </w:pPr>
+            <w:r>
+              <w:rPr>
+                <w:sz w:val="17"/>
+              </w:rPr>
+              <w:t>GLOBAL_STATE_RECORDING_SOURCE_BUSY</w:t>
+            </w:r>
+          </w:p>
+        </w:tc>
+        <w:tc>
+          <w:tcPr>
+            <w:tcW w:type="dxa" w:w="5360"/>
+            <w:tcMar>
+              <w:top w:w="80" w:type="dxa"/>
+              <w:start w:w="120" w:type="dxa"/>
+              <w:bottom w:w="80" w:type="dxa"/>
+              <w:end w:w="120" w:type="dxa"/>
+            </w:tcMar>
+            <w:vAlign w:val="center"/>
+          </w:tcPr>
+          <w:p>
+            <w:pPr>
+              <w:spacing w:after="0"/>
+            </w:pPr>
+            <w:r>
+              <w:rPr>
+                <w:sz w:val="17"/>
+              </w:rPr>
+              <w:t>Recording source busy.</w:t>
+            </w:r>
+          </w:p>
+        </w:tc>
+      </w:tr>
+      <w:tr>
+        <w:tc>
+          <w:tcPr>
+            <w:tcW w:type="dxa" w:w="2200"/>
+            <w:tcMar>
+              <w:top w:w="80" w:type="dxa"/>
+              <w:start w:w="120" w:type="dxa"/>
+              <w:bottom w:w="80" w:type="dxa"/>
+              <w:end w:w="120" w:type="dxa"/>
+            </w:tcMar>
+            <w:vAlign w:val="center"/>
+          </w:tcPr>
+          <w:p>
+            <w:pPr>
+              <w:spacing w:after="0"/>
+            </w:pPr>
+            <w:r>
+              <w:rPr>
+                <w:sz w:val="17"/>
+              </w:rPr>
+              <w:t>5</w:t>
+            </w:r>
+          </w:p>
+        </w:tc>
+        <w:tc>
+          <w:tcPr>
+            <w:tcW w:type="dxa" w:w="1800"/>
+            <w:tcMar>
+              <w:top w:w="80" w:type="dxa"/>
+              <w:start w:w="120" w:type="dxa"/>
+              <w:bottom w:w="80" w:type="dxa"/>
+              <w:end w:w="120" w:type="dxa"/>
+            </w:tcMar>
+            <w:vAlign w:val="center"/>
+          </w:tcPr>
+          <w:p>
+            <w:pPr>
+              <w:spacing w:after="0"/>
+            </w:pPr>
+            <w:r>
+              <w:rPr>
+                <w:sz w:val="17"/>
+              </w:rPr>
+              <w:t>GLOBAL_STATE_MESSAGE_BUSY_RECORDING</w:t>
+            </w:r>
+          </w:p>
+        </w:tc>
+        <w:tc>
+          <w:tcPr>
+            <w:tcW w:type="dxa" w:w="5360"/>
+            <w:tcMar>
+              <w:top w:w="80" w:type="dxa"/>
+              <w:start w:w="120" w:type="dxa"/>
+              <w:bottom w:w="80" w:type="dxa"/>
+              <w:end w:w="120" w:type="dxa"/>
+            </w:tcMar>
+            <w:vAlign w:val="center"/>
+          </w:tcPr>
+          <w:p>
+            <w:pPr>
+              <w:spacing w:after="0"/>
+            </w:pPr>
+            <w:r>
+              <w:rPr>
+                <w:sz w:val="17"/>
+              </w:rPr>
+              <w:t>Message is currently being recorded and cannot be used.</w:t>
+            </w:r>
+          </w:p>
+        </w:tc>
+      </w:tr>
+      <w:tr>
+        <w:tc>
+          <w:tcPr>
+            <w:tcW w:type="dxa" w:w="2200"/>
+            <w:tcMar>
+              <w:top w:w="80" w:type="dxa"/>
+              <w:start w:w="120" w:type="dxa"/>
+              <w:bottom w:w="80" w:type="dxa"/>
+              <w:end w:w="120" w:type="dxa"/>
+            </w:tcMar>
+            <w:vAlign w:val="center"/>
+          </w:tcPr>
+          <w:p>
+            <w:pPr>
+              <w:spacing w:after="0"/>
+            </w:pPr>
+            <w:r>
+              <w:rPr>
+                <w:sz w:val="17"/>
+              </w:rPr>
+              <w:t>6</w:t>
+            </w:r>
+          </w:p>
+        </w:tc>
+        <w:tc>
+          <w:tcPr>
+            <w:tcW w:type="dxa" w:w="1800"/>
+            <w:tcMar>
+              <w:top w:w="80" w:type="dxa"/>
+              <w:start w:w="120" w:type="dxa"/>
+              <w:bottom w:w="80" w:type="dxa"/>
+              <w:end w:w="120" w:type="dxa"/>
+            </w:tcMar>
+            <w:vAlign w:val="center"/>
+          </w:tcPr>
+          <w:p>
+            <w:pPr>
+              <w:spacing w:after="0"/>
+            </w:pPr>
+            <w:r>
+              <w:rPr>
+                <w:sz w:val="17"/>
+              </w:rPr>
+              <w:t>GLOBAL_STATE_MESSAGE_BUSY_BROADCASTING</w:t>
+            </w:r>
+          </w:p>
+        </w:tc>
+        <w:tc>
+          <w:tcPr>
+            <w:tcW w:type="dxa" w:w="5360"/>
+            <w:tcMar>
+              <w:top w:w="80" w:type="dxa"/>
+              <w:start w:w="120" w:type="dxa"/>
+              <w:bottom w:w="80" w:type="dxa"/>
+              <w:end w:w="120" w:type="dxa"/>
+            </w:tcMar>
+            <w:vAlign w:val="center"/>
+          </w:tcPr>
+          <w:p>
+            <w:pPr>
+              <w:spacing w:after="0"/>
+            </w:pPr>
+            <w:r>
+              <w:rPr>
+                <w:sz w:val="17"/>
+              </w:rPr>
+              <w:t>Message is currently being broadcast and cannot be used.</w:t>
+            </w:r>
+          </w:p>
+        </w:tc>
+      </w:tr>
+      <w:tr>
+        <w:tc>
+          <w:tcPr>
+            <w:tcW w:type="dxa" w:w="2200"/>
+            <w:tcMar>
+              <w:top w:w="80" w:type="dxa"/>
+              <w:start w:w="120" w:type="dxa"/>
+              <w:bottom w:w="80" w:type="dxa"/>
+              <w:end w:w="120" w:type="dxa"/>
+            </w:tcMar>
+            <w:vAlign w:val="center"/>
+          </w:tcPr>
+          <w:p>
+            <w:pPr>
+              <w:spacing w:after="0"/>
+            </w:pPr>
+            <w:r>
+              <w:rPr>
+                <w:sz w:val="17"/>
+              </w:rPr>
+              <w:t>7</w:t>
+            </w:r>
+          </w:p>
+        </w:tc>
+        <w:tc>
+          <w:tcPr>
+            <w:tcW w:type="dxa" w:w="1800"/>
+            <w:tcMar>
+              <w:top w:w="80" w:type="dxa"/>
+              <w:start w:w="120" w:type="dxa"/>
+              <w:bottom w:w="80" w:type="dxa"/>
+              <w:end w:w="120" w:type="dxa"/>
+            </w:tcMar>
+            <w:vAlign w:val="center"/>
+          </w:tcPr>
+          <w:p>
+            <w:pPr>
+              <w:spacing w:after="0"/>
+            </w:pPr>
+            <w:r>
+              <w:rPr>
+                <w:sz w:val="17"/>
+              </w:rPr>
+              <w:t>GLOBAL_STATE_COMMS_FAILURE_TRAIN_AGENT</w:t>
+            </w:r>
+          </w:p>
+        </w:tc>
+        <w:tc>
+          <w:tcPr>
+            <w:tcW w:type="dxa" w:w="5360"/>
+            <w:tcMar>
+              <w:top w:w="80" w:type="dxa"/>
+              <w:start w:w="120" w:type="dxa"/>
+              <w:bottom w:w="80" w:type="dxa"/>
+              <w:end w:w="120" w:type="dxa"/>
+            </w:tcMar>
+            <w:vAlign w:val="center"/>
+          </w:tcPr>
+          <w:p>
+            <w:pPr>
+              <w:spacing w:after="0"/>
+            </w:pPr>
+            <w:r>
+              <w:rPr>
+                <w:sz w:val="17"/>
+              </w:rPr>
+              <w:t>Communication failure with Train Agent.</w:t>
+            </w:r>
+          </w:p>
+        </w:tc>
+      </w:tr>
+      <w:tr>
+        <w:tc>
+          <w:tcPr>
+            <w:tcW w:type="dxa" w:w="2200"/>
+            <w:tcMar>
+              <w:top w:w="80" w:type="dxa"/>
+              <w:start w:w="120" w:type="dxa"/>
+              <w:bottom w:w="80" w:type="dxa"/>
+              <w:end w:w="120" w:type="dxa"/>
+            </w:tcMar>
+            <w:vAlign w:val="center"/>
+          </w:tcPr>
+          <w:p>
+            <w:pPr>
+              <w:spacing w:after="0"/>
+            </w:pPr>
+            <w:r>
+              <w:rPr>
+                <w:sz w:val="17"/>
+              </w:rPr>
+              <w:t>8</w:t>
+            </w:r>
+          </w:p>
+        </w:tc>
+        <w:tc>
+          <w:tcPr>
+            <w:tcW w:type="dxa" w:w="1800"/>
+            <w:tcMar>
+              <w:top w:w="80" w:type="dxa"/>
+              <w:start w:w="120" w:type="dxa"/>
+              <w:bottom w:w="80" w:type="dxa"/>
+              <w:end w:w="120" w:type="dxa"/>
+            </w:tcMar>
+            <w:vAlign w:val="center"/>
+          </w:tcPr>
+          <w:p>
+            <w:pPr>
+              <w:spacing w:after="0"/>
+            </w:pPr>
+            <w:r>
+              <w:rPr>
+                <w:sz w:val="17"/>
+              </w:rPr>
+              <w:t>GLOBAL_STATE_COMMS_FAILURE_TIS_AGENT</w:t>
+            </w:r>
+          </w:p>
+        </w:tc>
+        <w:tc>
+          <w:tcPr>
+            <w:tcW w:type="dxa" w:w="5360"/>
+            <w:tcMar>
+              <w:top w:w="80" w:type="dxa"/>
+              <w:start w:w="120" w:type="dxa"/>
+              <w:bottom w:w="80" w:type="dxa"/>
+              <w:end w:w="120" w:type="dxa"/>
+            </w:tcMar>
+            <w:vAlign w:val="center"/>
+          </w:tcPr>
+          <w:p>
+            <w:pPr>
+              <w:spacing w:after="0"/>
+            </w:pPr>
+            <w:r>
+              <w:rPr>
+                <w:sz w:val="17"/>
+              </w:rPr>
+              <w:t>Communication failure with TIS Agent.</w:t>
+            </w:r>
+          </w:p>
+        </w:tc>
+      </w:tr>
+      <w:tr>
+        <w:tc>
+          <w:tcPr>
+            <w:tcW w:type="dxa" w:w="2200"/>
+            <w:tcMar>
+              <w:top w:w="80" w:type="dxa"/>
+              <w:start w:w="120" w:type="dxa"/>
+              <w:bottom w:w="80" w:type="dxa"/>
+              <w:end w:w="120" w:type="dxa"/>
+            </w:tcMar>
+            <w:vAlign w:val="center"/>
+          </w:tcPr>
+          <w:p>
+            <w:pPr>
+              <w:spacing w:after="0"/>
+            </w:pPr>
+            <w:r>
+              <w:rPr>
+                <w:sz w:val="17"/>
+              </w:rPr>
+              <w:t>9</w:t>
+            </w:r>
+          </w:p>
+        </w:tc>
+        <w:tc>
+          <w:tcPr>
+            <w:tcW w:type="dxa" w:w="1800"/>
+            <w:tcMar>
+              <w:top w:w="80" w:type="dxa"/>
+              <w:start w:w="120" w:type="dxa"/>
+              <w:bottom w:w="80" w:type="dxa"/>
+              <w:end w:w="120" w:type="dxa"/>
+            </w:tcMar>
+            <w:vAlign w:val="center"/>
+          </w:tcPr>
+          <w:p>
+            <w:pPr>
+              <w:spacing w:after="0"/>
+            </w:pPr>
+            <w:r>
+              <w:rPr>
+                <w:sz w:val="17"/>
+              </w:rPr>
+              <w:t>GLOBAL_STATE_COMMS_FAILURE_AUTHENTICATION_AGENT</w:t>
+            </w:r>
+          </w:p>
+        </w:tc>
+        <w:tc>
+          <w:tcPr>
+            <w:tcW w:type="dxa" w:w="5360"/>
+            <w:tcMar>
+              <w:top w:w="80" w:type="dxa"/>
+              <w:start w:w="120" w:type="dxa"/>
+              <w:bottom w:w="80" w:type="dxa"/>
+              <w:end w:w="120" w:type="dxa"/>
+            </w:tcMar>
+            <w:vAlign w:val="center"/>
+          </w:tcPr>
+          <w:p>
+            <w:pPr>
+              <w:spacing w:after="0"/>
+            </w:pPr>
+            <w:r>
+              <w:rPr>
+                <w:sz w:val="17"/>
+              </w:rPr>
+              <w:t>Communication failure with Authentication Agent.</w:t>
+            </w:r>
+          </w:p>
+        </w:tc>
+      </w:tr>
+      <w:tr>
+        <w:tc>
+          <w:tcPr>
+            <w:tcW w:type="dxa" w:w="2200"/>
+            <w:tcMar>
+              <w:top w:w="80" w:type="dxa"/>
+              <w:start w:w="120" w:type="dxa"/>
+              <w:bottom w:w="80" w:type="dxa"/>
+              <w:end w:w="120" w:type="dxa"/>
+            </w:tcMar>
+            <w:vAlign w:val="center"/>
+          </w:tcPr>
+          <w:p>
+            <w:pPr>
+              <w:spacing w:after="0"/>
+            </w:pPr>
+            <w:r>
+              <w:rPr>
+                <w:sz w:val="17"/>
+              </w:rPr>
+              <w:t>10</w:t>
+            </w:r>
+          </w:p>
+        </w:tc>
+        <w:tc>
+          <w:tcPr>
+            <w:tcW w:type="dxa" w:w="1800"/>
+            <w:tcMar>
+              <w:top w:w="80" w:type="dxa"/>
+              <w:start w:w="120" w:type="dxa"/>
+              <w:bottom w:w="80" w:type="dxa"/>
+              <w:end w:w="120" w:type="dxa"/>
+            </w:tcMar>
+            <w:vAlign w:val="center"/>
+          </w:tcPr>
+          <w:p>
+            <w:pPr>
+              <w:spacing w:after="0"/>
+            </w:pPr>
+            <w:r>
+              <w:rPr>
+                <w:sz w:val="17"/>
+              </w:rPr>
+              <w:t>GLOBAL_STATE_HARDWARE_FAILURE_TRAIN_AGENT</w:t>
+            </w:r>
+          </w:p>
+        </w:tc>
+        <w:tc>
+          <w:tcPr>
+            <w:tcW w:type="dxa" w:w="5360"/>
+            <w:tcMar>
+              <w:top w:w="80" w:type="dxa"/>
+              <w:start w:w="120" w:type="dxa"/>
+              <w:bottom w:w="80" w:type="dxa"/>
+              <w:end w:w="120" w:type="dxa"/>
+            </w:tcMar>
+            <w:vAlign w:val="center"/>
+          </w:tcPr>
+          <w:p>
+            <w:pPr>
+              <w:spacing w:after="0"/>
+            </w:pPr>
+            <w:r>
+              <w:rPr>
+                <w:sz w:val="17"/>
+              </w:rPr>
+              <w:t>Hardware failure on the Train Agent side.</w:t>
+            </w:r>
+          </w:p>
+        </w:tc>
+      </w:tr>
+      <w:tr>
+        <w:tc>
+          <w:tcPr>
+            <w:tcW w:type="dxa" w:w="2200"/>
+            <w:tcMar>
+              <w:top w:w="80" w:type="dxa"/>
+              <w:start w:w="120" w:type="dxa"/>
+              <w:bottom w:w="80" w:type="dxa"/>
+              <w:end w:w="120" w:type="dxa"/>
+            </w:tcMar>
+            <w:vAlign w:val="center"/>
+          </w:tcPr>
+          <w:p>
+            <w:pPr>
+              <w:spacing w:after="0"/>
+            </w:pPr>
+            <w:r>
+              <w:rPr>
+                <w:sz w:val="17"/>
+              </w:rPr>
+              <w:t>11</w:t>
+            </w:r>
+          </w:p>
+        </w:tc>
+        <w:tc>
+          <w:tcPr>
+            <w:tcW w:type="dxa" w:w="1800"/>
+            <w:tcMar>
+              <w:top w:w="80" w:type="dxa"/>
+              <w:start w:w="120" w:type="dxa"/>
+              <w:bottom w:w="80" w:type="dxa"/>
+              <w:end w:w="120" w:type="dxa"/>
+            </w:tcMar>
+            <w:vAlign w:val="center"/>
+          </w:tcPr>
+          <w:p>
+            <w:pPr>
+              <w:spacing w:after="0"/>
+            </w:pPr>
+            <w:r>
+              <w:rPr>
+                <w:sz w:val="17"/>
+              </w:rPr>
+              <w:t>GLOBAL_STATE_HARDWARE_FAILURE_TIS_AGENT</w:t>
+            </w:r>
+          </w:p>
+        </w:tc>
+        <w:tc>
+          <w:tcPr>
+            <w:tcW w:type="dxa" w:w="5360"/>
+            <w:tcMar>
+              <w:top w:w="80" w:type="dxa"/>
+              <w:start w:w="120" w:type="dxa"/>
+              <w:bottom w:w="80" w:type="dxa"/>
+              <w:end w:w="120" w:type="dxa"/>
+            </w:tcMar>
+            <w:vAlign w:val="center"/>
+          </w:tcPr>
+          <w:p>
+            <w:pPr>
+              <w:spacing w:after="0"/>
+            </w:pPr>
+            <w:r>
+              <w:rPr>
+                <w:sz w:val="17"/>
+              </w:rPr>
+              <w:t>Hardware failure on the TIS Agent side.</w:t>
+            </w:r>
+          </w:p>
+        </w:tc>
+      </w:tr>
+      <w:tr>
+        <w:tc>
+          <w:tcPr>
+            <w:tcW w:type="dxa" w:w="2200"/>
+            <w:tcMar>
+              <w:top w:w="80" w:type="dxa"/>
+              <w:start w:w="120" w:type="dxa"/>
+              <w:bottom w:w="80" w:type="dxa"/>
+              <w:end w:w="120" w:type="dxa"/>
+            </w:tcMar>
+            <w:vAlign w:val="center"/>
+          </w:tcPr>
+          <w:p>
+            <w:pPr>
+              <w:spacing w:after="0"/>
+            </w:pPr>
+            <w:r>
+              <w:rPr>
+                <w:sz w:val="17"/>
+              </w:rPr>
+              <w:t>12</w:t>
+            </w:r>
+          </w:p>
+        </w:tc>
+        <w:tc>
+          <w:tcPr>
+            <w:tcW w:type="dxa" w:w="1800"/>
+            <w:tcMar>
+              <w:top w:w="80" w:type="dxa"/>
+              <w:start w:w="120" w:type="dxa"/>
+              <w:bottom w:w="80" w:type="dxa"/>
+              <w:end w:w="120" w:type="dxa"/>
+            </w:tcMar>
+            <w:vAlign w:val="center"/>
+          </w:tcPr>
+          <w:p>
+            <w:pPr>
+              <w:spacing w:after="0"/>
+            </w:pPr>
+            <w:r>
+              <w:rPr>
+                <w:sz w:val="17"/>
+              </w:rPr>
+              <w:t>GLOBAL_STATE_HARDWARE_FAILURE_PA_AGENT</w:t>
+            </w:r>
+          </w:p>
+        </w:tc>
+        <w:tc>
+          <w:tcPr>
+            <w:tcW w:type="dxa" w:w="5360"/>
+            <w:tcMar>
+              <w:top w:w="80" w:type="dxa"/>
+              <w:start w:w="120" w:type="dxa"/>
+              <w:bottom w:w="80" w:type="dxa"/>
+              <w:end w:w="120" w:type="dxa"/>
+            </w:tcMar>
+            <w:vAlign w:val="center"/>
+          </w:tcPr>
+          <w:p>
+            <w:pPr>
+              <w:spacing w:after="0"/>
+            </w:pPr>
+            <w:r>
+              <w:rPr>
+                <w:sz w:val="17"/>
+              </w:rPr>
+              <w:t>Hardware failure on the PA Agent/PAS side.</w:t>
+            </w:r>
+          </w:p>
+        </w:tc>
+      </w:tr>
+      <w:tr>
+        <w:tc>
+          <w:tcPr>
+            <w:tcW w:type="dxa" w:w="2200"/>
+            <w:tcMar>
+              <w:top w:w="80" w:type="dxa"/>
+              <w:start w:w="120" w:type="dxa"/>
+              <w:bottom w:w="80" w:type="dxa"/>
+              <w:end w:w="120" w:type="dxa"/>
+            </w:tcMar>
+            <w:vAlign w:val="center"/>
+          </w:tcPr>
+          <w:p>
+            <w:pPr>
+              <w:spacing w:after="0"/>
+            </w:pPr>
+            <w:r>
+              <w:rPr>
+                <w:sz w:val="17"/>
+              </w:rPr>
+              <w:t>13</w:t>
+            </w:r>
+          </w:p>
+        </w:tc>
+        <w:tc>
+          <w:tcPr>
+            <w:tcW w:type="dxa" w:w="1800"/>
+            <w:tcMar>
+              <w:top w:w="80" w:type="dxa"/>
+              <w:start w:w="120" w:type="dxa"/>
+              <w:bottom w:w="80" w:type="dxa"/>
+              <w:end w:w="120" w:type="dxa"/>
+            </w:tcMar>
+            <w:vAlign w:val="center"/>
+          </w:tcPr>
+          <w:p>
+            <w:pPr>
+              <w:spacing w:after="0"/>
+            </w:pPr>
+            <w:r>
+              <w:rPr>
+                <w:sz w:val="17"/>
+              </w:rPr>
+              <w:t>GLOBAL_STATE_NO_PERMISSION_FAILURE_TRAIN_AGENT</w:t>
+            </w:r>
+          </w:p>
+        </w:tc>
+        <w:tc>
+          <w:tcPr>
+            <w:tcW w:type="dxa" w:w="5360"/>
+            <w:tcMar>
+              <w:top w:w="80" w:type="dxa"/>
+              <w:start w:w="120" w:type="dxa"/>
+              <w:bottom w:w="80" w:type="dxa"/>
+              <w:end w:w="120" w:type="dxa"/>
+            </w:tcMar>
+            <w:vAlign w:val="center"/>
+          </w:tcPr>
+          <w:p>
+            <w:pPr>
+              <w:spacing w:after="0"/>
+            </w:pPr>
+            <w:r>
+              <w:rPr>
+                <w:sz w:val="17"/>
+              </w:rPr>
+              <w:t>No permission to operate Train Agent.</w:t>
+            </w:r>
+          </w:p>
+        </w:tc>
+      </w:tr>
+      <w:tr>
+        <w:tc>
+          <w:tcPr>
+            <w:tcW w:type="dxa" w:w="2200"/>
+            <w:tcMar>
+              <w:top w:w="80" w:type="dxa"/>
+              <w:start w:w="120" w:type="dxa"/>
+              <w:bottom w:w="80" w:type="dxa"/>
+              <w:end w:w="120" w:type="dxa"/>
+            </w:tcMar>
+            <w:vAlign w:val="center"/>
+          </w:tcPr>
+          <w:p>
+            <w:pPr>
+              <w:spacing w:after="0"/>
+            </w:pPr>
+            <w:r>
+              <w:rPr>
+                <w:sz w:val="17"/>
+              </w:rPr>
+              <w:t>14</w:t>
+            </w:r>
+          </w:p>
+        </w:tc>
+        <w:tc>
+          <w:tcPr>
+            <w:tcW w:type="dxa" w:w="1800"/>
+            <w:tcMar>
+              <w:top w:w="80" w:type="dxa"/>
+              <w:start w:w="120" w:type="dxa"/>
+              <w:bottom w:w="80" w:type="dxa"/>
+              <w:end w:w="120" w:type="dxa"/>
+            </w:tcMar>
+            <w:vAlign w:val="center"/>
+          </w:tcPr>
+          <w:p>
+            <w:pPr>
+              <w:spacing w:after="0"/>
+            </w:pPr>
+            <w:r>
+              <w:rPr>
+                <w:sz w:val="17"/>
+              </w:rPr>
+              <w:t>GLOBAL_STATE_NO_PERMISSION_FAILURE_TIS_AGENT</w:t>
+            </w:r>
+          </w:p>
+        </w:tc>
+        <w:tc>
+          <w:tcPr>
+            <w:tcW w:type="dxa" w:w="5360"/>
+            <w:tcMar>
+              <w:top w:w="80" w:type="dxa"/>
+              <w:start w:w="120" w:type="dxa"/>
+              <w:bottom w:w="80" w:type="dxa"/>
+              <w:end w:w="120" w:type="dxa"/>
+            </w:tcMar>
+            <w:vAlign w:val="center"/>
+          </w:tcPr>
+          <w:p>
+            <w:pPr>
+              <w:spacing w:after="0"/>
+            </w:pPr>
+            <w:r>
+              <w:rPr>
+                <w:sz w:val="17"/>
+              </w:rPr>
+              <w:t>No permission to operate TIS Agent.</w:t>
+            </w:r>
+          </w:p>
+        </w:tc>
+      </w:tr>
+      <w:tr>
+        <w:tc>
+          <w:tcPr>
+            <w:tcW w:type="dxa" w:w="2200"/>
+            <w:tcMar>
+              <w:top w:w="80" w:type="dxa"/>
+              <w:start w:w="120" w:type="dxa"/>
+              <w:bottom w:w="80" w:type="dxa"/>
+              <w:end w:w="120" w:type="dxa"/>
+            </w:tcMar>
+            <w:vAlign w:val="center"/>
+          </w:tcPr>
+          <w:p>
+            <w:pPr>
+              <w:spacing w:after="0"/>
+            </w:pPr>
+            <w:r>
+              <w:rPr>
+                <w:sz w:val="17"/>
+              </w:rPr>
+              <w:t>15</w:t>
+            </w:r>
+          </w:p>
+        </w:tc>
+        <w:tc>
+          <w:tcPr>
+            <w:tcW w:type="dxa" w:w="1800"/>
+            <w:tcMar>
+              <w:top w:w="80" w:type="dxa"/>
+              <w:start w:w="120" w:type="dxa"/>
+              <w:bottom w:w="80" w:type="dxa"/>
+              <w:end w:w="120" w:type="dxa"/>
+            </w:tcMar>
+            <w:vAlign w:val="center"/>
+          </w:tcPr>
+          <w:p>
+            <w:pPr>
+              <w:spacing w:after="0"/>
+            </w:pPr>
+            <w:r>
+              <w:rPr>
+                <w:sz w:val="17"/>
+              </w:rPr>
+              <w:t>GLOBAL_STATE_INVALID_PROTOCOL_FAILURE_TRAIN_AGENT</w:t>
+            </w:r>
+          </w:p>
+        </w:tc>
+        <w:tc>
+          <w:tcPr>
+            <w:tcW w:type="dxa" w:w="5360"/>
+            <w:tcMar>
+              <w:top w:w="80" w:type="dxa"/>
+              <w:start w:w="120" w:type="dxa"/>
+              <w:bottom w:w="80" w:type="dxa"/>
+              <w:end w:w="120" w:type="dxa"/>
+            </w:tcMar>
+            <w:vAlign w:val="center"/>
+          </w:tcPr>
+          <w:p>
+            <w:pPr>
+              <w:spacing w:after="0"/>
+            </w:pPr>
+            <w:r>
+              <w:rPr>
+                <w:sz w:val="17"/>
+              </w:rPr>
+              <w:t>Invalid Train Agent protocol/message.</w:t>
+            </w:r>
+          </w:p>
+        </w:tc>
+      </w:tr>
+      <w:tr>
+        <w:tc>
+          <w:tcPr>
+            <w:tcW w:type="dxa" w:w="2200"/>
+            <w:tcMar>
+              <w:top w:w="80" w:type="dxa"/>
+              <w:start w:w="120" w:type="dxa"/>
+              <w:bottom w:w="80" w:type="dxa"/>
+              <w:end w:w="120" w:type="dxa"/>
+            </w:tcMar>
+            <w:vAlign w:val="center"/>
+          </w:tcPr>
+          <w:p>
+            <w:pPr>
+              <w:spacing w:after="0"/>
+            </w:pPr>
+            <w:r>
+              <w:rPr>
+                <w:sz w:val="17"/>
+              </w:rPr>
+              <w:t>16</w:t>
+            </w:r>
+          </w:p>
+        </w:tc>
+        <w:tc>
+          <w:tcPr>
+            <w:tcW w:type="dxa" w:w="1800"/>
+            <w:tcMar>
+              <w:top w:w="80" w:type="dxa"/>
+              <w:start w:w="120" w:type="dxa"/>
+              <w:bottom w:w="80" w:type="dxa"/>
+              <w:end w:w="120" w:type="dxa"/>
+            </w:tcMar>
+            <w:vAlign w:val="center"/>
+          </w:tcPr>
+          <w:p>
+            <w:pPr>
+              <w:spacing w:after="0"/>
+            </w:pPr>
+            <w:r>
+              <w:rPr>
+                <w:sz w:val="17"/>
+              </w:rPr>
+              <w:t>GLOBAL_STATE_INVALID_PROTOCOL_FAILURE_TIS_AGENT</w:t>
+            </w:r>
+          </w:p>
+        </w:tc>
+        <w:tc>
+          <w:tcPr>
+            <w:tcW w:type="dxa" w:w="5360"/>
+            <w:tcMar>
+              <w:top w:w="80" w:type="dxa"/>
+              <w:start w:w="120" w:type="dxa"/>
+              <w:bottom w:w="80" w:type="dxa"/>
+              <w:end w:w="120" w:type="dxa"/>
+            </w:tcMar>
+            <w:vAlign w:val="center"/>
+          </w:tcPr>
+          <w:p>
+            <w:pPr>
+              <w:spacing w:after="0"/>
+            </w:pPr>
+            <w:r>
+              <w:rPr>
+                <w:sz w:val="17"/>
+              </w:rPr>
+              <w:t>Invalid TIS Agent protocol/message.</w:t>
+            </w:r>
+          </w:p>
+        </w:tc>
+      </w:tr>
+      <w:tr>
+        <w:tc>
+          <w:tcPr>
+            <w:tcW w:type="dxa" w:w="2200"/>
+            <w:tcMar>
+              <w:top w:w="80" w:type="dxa"/>
+              <w:start w:w="120" w:type="dxa"/>
+              <w:bottom w:w="80" w:type="dxa"/>
+              <w:end w:w="120" w:type="dxa"/>
+            </w:tcMar>
+            <w:vAlign w:val="center"/>
+          </w:tcPr>
+          <w:p>
+            <w:pPr>
+              <w:spacing w:after="0"/>
+            </w:pPr>
+            <w:r>
+              <w:rPr>
+                <w:sz w:val="17"/>
+              </w:rPr>
+              <w:t>17</w:t>
+            </w:r>
+          </w:p>
+        </w:tc>
+        <w:tc>
+          <w:tcPr>
+            <w:tcW w:type="dxa" w:w="1800"/>
+            <w:tcMar>
+              <w:top w:w="80" w:type="dxa"/>
+              <w:start w:w="120" w:type="dxa"/>
+              <w:bottom w:w="80" w:type="dxa"/>
+              <w:end w:w="120" w:type="dxa"/>
+            </w:tcMar>
+            <w:vAlign w:val="center"/>
+          </w:tcPr>
+          <w:p>
+            <w:pPr>
+              <w:spacing w:after="0"/>
+            </w:pPr>
+            <w:r>
+              <w:rPr>
+                <w:sz w:val="17"/>
+              </w:rPr>
+              <w:t>GLOBAL_STATE_INVALID_PROTOCOL_FAILURE_PA_AGENT</w:t>
+            </w:r>
+          </w:p>
+        </w:tc>
+        <w:tc>
+          <w:tcPr>
+            <w:tcW w:type="dxa" w:w="5360"/>
+            <w:tcMar>
+              <w:top w:w="80" w:type="dxa"/>
+              <w:start w:w="120" w:type="dxa"/>
+              <w:bottom w:w="80" w:type="dxa"/>
+              <w:end w:w="120" w:type="dxa"/>
+            </w:tcMar>
+            <w:vAlign w:val="center"/>
+          </w:tcPr>
+          <w:p>
+            <w:pPr>
+              <w:spacing w:after="0"/>
+            </w:pPr>
+            <w:r>
+              <w:rPr>
+                <w:sz w:val="17"/>
+              </w:rPr>
+              <w:t>Invalid PA Agent/PAS protocol or message.</w:t>
+            </w:r>
+          </w:p>
+        </w:tc>
+      </w:tr>
+      <w:tr>
+        <w:tc>
+          <w:tcPr>
+            <w:tcW w:type="dxa" w:w="2200"/>
+            <w:tcMar>
+              <w:top w:w="80" w:type="dxa"/>
+              <w:start w:w="120" w:type="dxa"/>
+              <w:bottom w:w="80" w:type="dxa"/>
+              <w:end w:w="120" w:type="dxa"/>
+            </w:tcMar>
+            <w:vAlign w:val="center"/>
+          </w:tcPr>
+          <w:p>
+            <w:pPr>
+              <w:spacing w:after="0"/>
+            </w:pPr>
+            <w:r>
+              <w:rPr>
+                <w:sz w:val="17"/>
+              </w:rPr>
+              <w:t>18</w:t>
+            </w:r>
+          </w:p>
+        </w:tc>
+        <w:tc>
+          <w:tcPr>
+            <w:tcW w:type="dxa" w:w="1800"/>
+            <w:tcMar>
+              <w:top w:w="80" w:type="dxa"/>
+              <w:start w:w="120" w:type="dxa"/>
+              <w:bottom w:w="80" w:type="dxa"/>
+              <w:end w:w="120" w:type="dxa"/>
+            </w:tcMar>
+            <w:vAlign w:val="center"/>
+          </w:tcPr>
+          <w:p>
+            <w:pPr>
+              <w:spacing w:after="0"/>
+            </w:pPr>
+            <w:r>
+              <w:rPr>
+                <w:sz w:val="17"/>
+              </w:rPr>
+              <w:t>GLOBAL_STATE_PUBLIC_DVA_SET_VERSION_CONFLICT</w:t>
+            </w:r>
+          </w:p>
+        </w:tc>
+        <w:tc>
+          <w:tcPr>
+            <w:tcW w:type="dxa" w:w="5360"/>
+            <w:tcMar>
+              <w:top w:w="80" w:type="dxa"/>
+              <w:start w:w="120" w:type="dxa"/>
+              <w:bottom w:w="80" w:type="dxa"/>
+              <w:end w:w="120" w:type="dxa"/>
+            </w:tcMar>
+            <w:vAlign w:val="center"/>
+          </w:tcPr>
+          <w:p>
+            <w:pPr>
+              <w:spacing w:after="0"/>
+            </w:pPr>
+            <w:r>
+              <w:rPr>
+                <w:sz w:val="17"/>
+              </w:rPr>
+              <w:t>Public DVA-set version conflict.</w:t>
+            </w:r>
+          </w:p>
+        </w:tc>
+      </w:tr>
+      <w:tr>
+        <w:tc>
+          <w:tcPr>
+            <w:tcW w:type="dxa" w:w="2200"/>
+            <w:tcMar>
+              <w:top w:w="80" w:type="dxa"/>
+              <w:start w:w="120" w:type="dxa"/>
+              <w:bottom w:w="80" w:type="dxa"/>
+              <w:end w:w="120" w:type="dxa"/>
+            </w:tcMar>
+            <w:vAlign w:val="center"/>
+          </w:tcPr>
+          <w:p>
+            <w:pPr>
+              <w:spacing w:after="0"/>
+            </w:pPr>
+            <w:r>
+              <w:rPr>
+                <w:sz w:val="17"/>
+              </w:rPr>
+              <w:t>19</w:t>
+            </w:r>
+          </w:p>
+        </w:tc>
+        <w:tc>
+          <w:tcPr>
+            <w:tcW w:type="dxa" w:w="1800"/>
+            <w:tcMar>
+              <w:top w:w="80" w:type="dxa"/>
+              <w:start w:w="120" w:type="dxa"/>
+              <w:bottom w:w="80" w:type="dxa"/>
+              <w:end w:w="120" w:type="dxa"/>
+            </w:tcMar>
+            <w:vAlign w:val="center"/>
+          </w:tcPr>
+          <w:p>
+            <w:pPr>
+              <w:spacing w:after="0"/>
+            </w:pPr>
+            <w:r>
+              <w:rPr>
+                <w:sz w:val="17"/>
+              </w:rPr>
+              <w:t>GLOBAL_STATE_RADIO_CALL_RESET</w:t>
+            </w:r>
+          </w:p>
+        </w:tc>
+        <w:tc>
+          <w:tcPr>
+            <w:tcW w:type="dxa" w:w="5360"/>
+            <w:tcMar>
+              <w:top w:w="80" w:type="dxa"/>
+              <w:start w:w="120" w:type="dxa"/>
+              <w:bottom w:w="80" w:type="dxa"/>
+              <w:end w:w="120" w:type="dxa"/>
+            </w:tcMar>
+            <w:vAlign w:val="center"/>
+          </w:tcPr>
+          <w:p>
+            <w:pPr>
+              <w:spacing w:after="0"/>
+            </w:pPr>
+            <w:r>
+              <w:rPr>
+                <w:sz w:val="17"/>
+              </w:rPr>
+              <w:t>Radio call for a train live broadcast was lost or reset.</w:t>
+            </w:r>
+          </w:p>
+        </w:tc>
+      </w:tr>
+      <w:tr>
+        <w:tc>
+          <w:tcPr>
+            <w:tcW w:type="dxa" w:w="2200"/>
+            <w:tcMar>
+              <w:top w:w="80" w:type="dxa"/>
+              <w:start w:w="120" w:type="dxa"/>
+              <w:bottom w:w="80" w:type="dxa"/>
+              <w:end w:w="120" w:type="dxa"/>
+            </w:tcMar>
+            <w:vAlign w:val="center"/>
+          </w:tcPr>
+          <w:p>
+            <w:pPr>
+              <w:spacing w:after="0"/>
+            </w:pPr>
+            <w:r>
+              <w:rPr>
+                <w:sz w:val="17"/>
+              </w:rPr>
+              <w:t>20</w:t>
+            </w:r>
+          </w:p>
+        </w:tc>
+        <w:tc>
+          <w:tcPr>
+            <w:tcW w:type="dxa" w:w="1800"/>
+            <w:tcMar>
+              <w:top w:w="80" w:type="dxa"/>
+              <w:start w:w="120" w:type="dxa"/>
+              <w:bottom w:w="80" w:type="dxa"/>
+              <w:end w:w="120" w:type="dxa"/>
+            </w:tcMar>
+            <w:vAlign w:val="center"/>
+          </w:tcPr>
+          <w:p>
+            <w:pPr>
+              <w:spacing w:after="0"/>
+            </w:pPr>
+            <w:r>
+              <w:rPr>
+                <w:sz w:val="17"/>
+              </w:rPr>
+              <w:t>GLOBAL_STATE_STATIC_GROUP_IN_USE</w:t>
+            </w:r>
+          </w:p>
+        </w:tc>
+        <w:tc>
+          <w:tcPr>
+            <w:tcW w:type="dxa" w:w="5360"/>
+            <w:tcMar>
+              <w:top w:w="80" w:type="dxa"/>
+              <w:start w:w="120" w:type="dxa"/>
+              <w:bottom w:w="80" w:type="dxa"/>
+              <w:end w:w="120" w:type="dxa"/>
+            </w:tcMar>
+            <w:vAlign w:val="center"/>
+          </w:tcPr>
+          <w:p>
+            <w:pPr>
+              <w:spacing w:after="0"/>
+            </w:pPr>
+            <w:r>
+              <w:rPr>
+                <w:sz w:val="17"/>
+              </w:rPr>
+              <w:t>Static group is in use.</w:t>
             </w:r>
           </w:p>
         </w:tc>
